--- a/research-paper-notes/clock-synchronization/related papers.docx
+++ b/research-paper-notes/clock-synchronization/related papers.docx
@@ -53,7 +53,27 @@
             <w:sz w:val="32"/>
             <w:szCs w:val="32"/>
           </w:rPr>
-          <w:t xml:space="preserve">Multi-hop Precision Time Protocol: </w:t>
+          <w:t>Multi-hop Precision Ti</w:t>
+        </w:r>
+        <w:r>
+          <w:rPr>
+            <w:rStyle w:val="Hyperlink"/>
+            <w:b/>
+            <w:bCs/>
+            <w:sz w:val="32"/>
+            <w:szCs w:val="32"/>
+          </w:rPr>
+          <w:t>m</w:t>
+        </w:r>
+        <w:r>
+          <w:rPr>
+            <w:rStyle w:val="Hyperlink"/>
+            <w:b/>
+            <w:bCs/>
+            <w:sz w:val="32"/>
+            <w:szCs w:val="32"/>
+          </w:rPr>
+          <w:t xml:space="preserve">e Protocol: </w:t>
         </w:r>
         <w:proofErr w:type="gramStart"/>
         <w:r>
@@ -387,7 +407,27 @@
             <w:sz w:val="32"/>
             <w:szCs w:val="32"/>
           </w:rPr>
-          <w:t xml:space="preserve">Sundial: Fault-tolerant Clock Synchronization for </w:t>
+          <w:t>Sundial: Fault-toleran</w:t>
+        </w:r>
+        <w:r>
+          <w:rPr>
+            <w:rStyle w:val="Hyperlink"/>
+            <w:b/>
+            <w:bCs/>
+            <w:sz w:val="32"/>
+            <w:szCs w:val="32"/>
+          </w:rPr>
+          <w:t>t</w:t>
+        </w:r>
+        <w:r>
+          <w:rPr>
+            <w:rStyle w:val="Hyperlink"/>
+            <w:b/>
+            <w:bCs/>
+            <w:sz w:val="32"/>
+            <w:szCs w:val="32"/>
+          </w:rPr>
+          <w:t xml:space="preserve"> Clock Synchronization for </w:t>
         </w:r>
         <w:proofErr w:type="spellStart"/>
         <w:r>
@@ -612,7 +652,27 @@
             <w:sz w:val="32"/>
             <w:szCs w:val="32"/>
           </w:rPr>
-          <w:t>Graham: Synchronizing Clocks by Leveraging Local Clock Properties</w:t>
+          <w:t>Graham: Synchronizing Clocks by Leveraging Local Clock Prop</w:t>
+        </w:r>
+        <w:r>
+          <w:rPr>
+            <w:rStyle w:val="Hyperlink"/>
+            <w:b/>
+            <w:bCs/>
+            <w:sz w:val="32"/>
+            <w:szCs w:val="32"/>
+          </w:rPr>
+          <w:t>e</w:t>
+        </w:r>
+        <w:r>
+          <w:rPr>
+            <w:rStyle w:val="Hyperlink"/>
+            <w:b/>
+            <w:bCs/>
+            <w:sz w:val="32"/>
+            <w:szCs w:val="32"/>
+          </w:rPr>
+          <w:t>rties</w:t>
         </w:r>
       </w:hyperlink>
     </w:p>
@@ -729,7 +789,7 @@
             <w:b/>
             <w:bCs/>
           </w:rPr>
-          <w:t>Communication-efficient Clock Synch</w:t>
+          <w:t>Communication-efficient Clock Syn</w:t>
         </w:r>
         <w:r>
           <w:rPr>
@@ -737,7 +797,7 @@
             <w:b/>
             <w:bCs/>
           </w:rPr>
-          <w:t>r</w:t>
+          <w:t>c</w:t>
         </w:r>
         <w:r>
           <w:rPr>
@@ -745,6 +805,22 @@
             <w:b/>
             <w:bCs/>
           </w:rPr>
+          <w:t>h</w:t>
+        </w:r>
+        <w:r>
+          <w:rPr>
+            <w:rStyle w:val="Hyperlink"/>
+            <w:b/>
+            <w:bCs/>
+          </w:rPr>
+          <w:t>r</w:t>
+        </w:r>
+        <w:r>
+          <w:rPr>
+            <w:rStyle w:val="Hyperlink"/>
+            <w:b/>
+            <w:bCs/>
+          </w:rPr>
           <w:t>onization</w:t>
         </w:r>
       </w:hyperlink>
@@ -791,7 +867,7 @@
           <w:lang w:val="en-US"/>
         </w:rPr>
         <w:drawing>
-          <wp:inline distT="0" distB="0" distL="0" distR="0" wp14:anchorId="56E2EB76" wp14:editId="5A700141">
+          <wp:inline distT="0" distB="0" distL="0" distR="0" wp14:anchorId="56E2EB76" wp14:editId="46D3EFEC">
             <wp:extent cx="4597400" cy="2070100"/>
             <wp:effectExtent l="0" t="0" r="0" b="0"/>
             <wp:docPr id="1565481764" name="Picture 1" descr="A close-up of a text&#10;&#10;Description automatically generated"/>
@@ -814,7 +890,7 @@
                   <pic:spPr>
                     <a:xfrm>
                       <a:off x="0" y="0"/>
-                      <a:ext cx="4597400" cy="2070100"/>
+                      <a:ext cx="4622978" cy="2081617"/>
                     </a:xfrm>
                     <a:prstGeom prst="rect">
                       <a:avLst/>
@@ -844,7 +920,7 @@
         <w:rPr>
           <w:lang w:val="en-US"/>
         </w:rPr>
-        <w:t>Few other papers to review are:</w:t>
+        <w:t>Few other papers are:</w:t>
       </w:r>
     </w:p>
     <w:p>
@@ -853,20 +929,63 @@
           <w:rPr>
             <w:rStyle w:val="Hyperlink"/>
           </w:rPr>
-          <w:t xml:space="preserve">Anticipating synchronization with machine learning </w:t>
+          <w:t>Anticipating synchronization with machine le</w:t>
+        </w:r>
+        <w:r>
+          <w:rPr>
+            <w:rStyle w:val="Hyperlink"/>
+          </w:rPr>
+          <w:t>a</w:t>
+        </w:r>
+        <w:r>
+          <w:rPr>
+            <w:rStyle w:val="Hyperlink"/>
+          </w:rPr>
+          <w:t xml:space="preserve">rning </w:t>
         </w:r>
       </w:hyperlink>
       <w:r>
-        <w:t>- synchronization in networks.</w:t>
-      </w:r>
-    </w:p>
+        <w:t xml:space="preserve">– This is an unrelated paper as from what I understand, it is synchronization in </w:t>
+      </w:r>
+      <w:r>
+        <w:t>Complex Networks and Dynamic Systems</w:t>
+      </w:r>
+      <w:r>
+        <w:t xml:space="preserve"> </w:t>
+      </w:r>
+    </w:p>
+    <w:p/>
     <w:p>
       <w:hyperlink r:id="rId14" w:history="1">
         <w:r>
           <w:rPr>
             <w:rStyle w:val="Hyperlink"/>
           </w:rPr>
-          <w:t>Real Time Empirical Synchronization of IoT Signals for Improved AI Prognostics</w:t>
+          <w:t>Real T</w:t>
+        </w:r>
+        <w:r>
+          <w:rPr>
+            <w:rStyle w:val="Hyperlink"/>
+          </w:rPr>
+          <w:t>i</w:t>
+        </w:r>
+        <w:r>
+          <w:rPr>
+            <w:rStyle w:val="Hyperlink"/>
+          </w:rPr>
+          <w:t>me Emp</w:t>
+        </w:r>
+        <w:r>
+          <w:rPr>
+            <w:rStyle w:val="Hyperlink"/>
+          </w:rPr>
+          <w:t>i</w:t>
+        </w:r>
+        <w:r>
+          <w:rPr>
+            <w:rStyle w:val="Hyperlink"/>
+          </w:rPr>
+          <w:t>rical Synchronization of IoT Signals for Improved AI Prognostics</w:t>
         </w:r>
       </w:hyperlink>
       <w:r>
@@ -879,17 +998,27 @@
           <w:rPr>
             <w:rStyle w:val="Hyperlink"/>
           </w:rPr>
-          <w:t>Clock synchronization in industrial Internet of Things and potential works in precision time protocol: Review, challenges and future directions</w:t>
+          <w:t>Clock sy</w:t>
+        </w:r>
+        <w:r>
+          <w:rPr>
+            <w:rStyle w:val="Hyperlink"/>
+          </w:rPr>
+          <w:t>n</w:t>
+        </w:r>
+        <w:r>
+          <w:rPr>
+            <w:rStyle w:val="Hyperlink"/>
+          </w:rPr>
+          <w:t>chronization in industrial Internet of Things and potential works in precision time protocol: Review, challenges and future directions</w:t>
         </w:r>
       </w:hyperlink>
-    </w:p>
-    <w:p/>
-    <w:p>
-      <w:pPr>
+      <w:r>
         <w:rPr>
           <w:lang w:val="en-US"/>
         </w:rPr>
-      </w:pPr>
+        <w:t xml:space="preserve"> – A comparison between the existing clock synchronization algorithms. </w:t>
+      </w:r>
     </w:p>
     <w:sectPr>
       <w:pgSz w:w="11906" w:h="16838"/>

--- a/research-paper-notes/clock-synchronization/related papers.docx
+++ b/research-paper-notes/clock-synchronization/related papers.docx
@@ -1,40 +1,9 @@
 
 <file path=word/document.xml><?xml version="1.0" encoding="utf-8"?>
-<w:document xmlns:wpc="http://schemas.microsoft.com/office/word/2010/wordprocessingCanvas" xmlns:cx="http://schemas.microsoft.com/office/drawing/2014/chartex" xmlns:cx1="http://schemas.microsoft.com/office/drawing/2015/9/8/chartex" xmlns:cx2="http://schemas.microsoft.com/office/drawing/2015/10/21/chartex" xmlns:cx3="http://schemas.microsoft.com/office/drawing/2016/5/9/chartex" xmlns:cx4="http://schemas.microsoft.com/office/drawing/2016/5/10/chartex" xmlns:cx5="http://schemas.microsoft.com/office/drawing/2016/5/11/chartex" xmlns:cx6="http://schemas.microsoft.com/office/drawing/2016/5/12/chartex" xmlns:cx7="http://schemas.microsoft.com/office/drawing/2016/5/13/chartex" xmlns:cx8="http://schemas.microsoft.com/office/drawing/2016/5/14/chartex" xmlns:mc="http://schemas.openxmlformats.org/markup-compatibility/2006" xmlns:aink="http://schemas.microsoft.com/office/drawing/2016/ink" xmlns:am3d="http://schemas.microsoft.com/office/drawing/2017/model3d" xmlns:o="urn:schemas-microsoft-com:office:office" xmlns:oel="http://schemas.microsoft.com/office/2019/extlst" xmlns:r="http://schemas.openxmlformats.org/officeDocument/2006/relationships" xmlns:m="http://schemas.openxmlformats.org/officeDocument/2006/math" xmlns:v="urn:schemas-microsoft-com:vml" xmlns:wp14="http://schemas.microsoft.com/office/word/2010/wordprocessingDrawing" xmlns:wp="http://schemas.openxmlformats.org/drawingml/2006/wordprocessingDrawing" xmlns:w10="urn:schemas-microsoft-com:office:word" xmlns:w="http://schemas.openxmlformats.org/wordprocessingml/2006/main" xmlns:w14="http://schemas.microsoft.com/office/word/2010/wordml" xmlns:w15="http://schemas.microsoft.com/office/word/2012/wordml" xmlns:w16cex="http://schemas.microsoft.com/office/word/2018/wordml/cex" xmlns:w16cid="http://schemas.microsoft.com/office/word/2016/wordml/cid" xmlns:w16="http://schemas.microsoft.com/office/word/2018/wordml" xmlns:w16sdtdh="http://schemas.microsoft.com/office/word/2020/wordml/sdtdatahash" xmlns:w16se="http://schemas.microsoft.com/office/word/2015/wordml/symex" xmlns:wpg="http://schemas.microsoft.com/office/word/2010/wordprocessingGroup" xmlns:wpi="http://schemas.microsoft.com/office/word/2010/wordprocessingInk" xmlns:wne="http://schemas.microsoft.com/office/word/2006/wordml" xmlns:wps="http://schemas.microsoft.com/office/word/2010/wordprocessingShape" mc:Ignorable="w14 w15 w16se w16cid w16 w16cex w16sdtdh wp14">
+<w:document xmlns:wpc="http://schemas.microsoft.com/office/word/2010/wordprocessingCanvas" xmlns:cx="http://schemas.microsoft.com/office/drawing/2014/chartex" xmlns:cx1="http://schemas.microsoft.com/office/drawing/2015/9/8/chartex" xmlns:cx2="http://schemas.microsoft.com/office/drawing/2015/10/21/chartex" xmlns:cx3="http://schemas.microsoft.com/office/drawing/2016/5/9/chartex" xmlns:cx4="http://schemas.microsoft.com/office/drawing/2016/5/10/chartex" xmlns:cx5="http://schemas.microsoft.com/office/drawing/2016/5/11/chartex" xmlns:cx6="http://schemas.microsoft.com/office/drawing/2016/5/12/chartex" xmlns:cx7="http://schemas.microsoft.com/office/drawing/2016/5/13/chartex" xmlns:cx8="http://schemas.microsoft.com/office/drawing/2016/5/14/chartex" xmlns:mc="http://schemas.openxmlformats.org/markup-compatibility/2006" xmlns:aink="http://schemas.microsoft.com/office/drawing/2016/ink" xmlns:am3d="http://schemas.microsoft.com/office/drawing/2017/model3d" xmlns:o="urn:schemas-microsoft-com:office:office" xmlns:oel="http://schemas.microsoft.com/office/2019/extlst" xmlns:r="http://schemas.openxmlformats.org/officeDocument/2006/relationships" xmlns:m="http://schemas.openxmlformats.org/officeDocument/2006/math" xmlns:v="urn:schemas-microsoft-com:vml" xmlns:wp14="http://schemas.microsoft.com/office/word/2010/wordprocessingDrawing" xmlns:wp="http://schemas.openxmlformats.org/drawingml/2006/wordprocessingDrawing" xmlns:w10="urn:schemas-microsoft-com:office:word" xmlns:w="http://schemas.openxmlformats.org/wordprocessingml/2006/main" xmlns:w14="http://schemas.microsoft.com/office/word/2010/wordml" xmlns:w15="http://schemas.microsoft.com/office/word/2012/wordml" xmlns:w16cex="http://schemas.microsoft.com/office/word/2018/wordml/cex" xmlns:w16cid="http://schemas.microsoft.com/office/word/2016/wordml/cid" xmlns:w16="http://schemas.microsoft.com/office/word/2018/wordml" xmlns:w16du="http://schemas.microsoft.com/office/word/2023/wordml/word16du" xmlns:w16sdtdh="http://schemas.microsoft.com/office/word/2020/wordml/sdtdatahash" xmlns:w16se="http://schemas.microsoft.com/office/word/2015/wordml/symex" xmlns:wpg="http://schemas.microsoft.com/office/word/2010/wordprocessingGroup" xmlns:wpi="http://schemas.microsoft.com/office/word/2010/wordprocessingInk" xmlns:wne="http://schemas.microsoft.com/office/word/2006/wordml" xmlns:wps="http://schemas.microsoft.com/office/word/2010/wordprocessingShape" mc:Ignorable="w14 w15 w16se w16cid w16 w16cex w16sdtdh w16du wp14">
   <w:body>
     <w:p>
       <w:pPr>
-        <w:rPr>
-          <w:rFonts w:ascii="Times New Roman" w:hAnsi="Times New Roman" w:cs="Times New Roman"/>
-          <w:b/>
-          <w:bCs/>
-          <w:sz w:val="32"/>
-          <w:szCs w:val="32"/>
-          <w:lang w:val="en-US"/>
-        </w:rPr>
-      </w:pPr>
-      <w:r>
-        <w:rPr>
-          <w:rFonts w:ascii="Times New Roman" w:hAnsi="Times New Roman" w:cs="Times New Roman"/>
-          <w:b/>
-          <w:bCs/>
-          <w:sz w:val="32"/>
-          <w:szCs w:val="32"/>
-          <w:lang w:val="en-US"/>
-        </w:rPr>
-        <w:t>Few other papers that speak about clock synchronization in intersection with AI/ML:</w:t>
-      </w:r>
-    </w:p>
-    <w:p>
-      <w:pPr>
-        <w:rPr>
-          <w:b/>
-          <w:bCs/>
-          <w:sz w:val="32"/>
-          <w:szCs w:val="32"/>
-        </w:rPr>
-      </w:pPr>
-      <w:r>
         <w:rPr>
           <w:b/>
           <w:bCs/>
@@ -42,134 +11,564 @@
           <w:szCs w:val="32"/>
           <w:lang w:val="en-US"/>
         </w:rPr>
-        <w:t xml:space="preserve">Paper: </w:t>
-      </w:r>
-      <w:hyperlink r:id="rId4" w:history="1">
+      </w:pPr>
+      <w:r>
+        <w:rPr>
+          <w:b/>
+          <w:bCs/>
+          <w:sz w:val="32"/>
+          <w:szCs w:val="32"/>
+          <w:lang w:val="en-US"/>
+        </w:rPr>
+        <w:t xml:space="preserve">Few more time synchronization papers </w:t>
+      </w:r>
+    </w:p>
+    <w:p/>
+    <w:p>
+      <w:pPr>
+        <w:rPr>
+          <w:b/>
+          <w:bCs/>
+        </w:rPr>
+      </w:pPr>
+      <w:r>
+        <w:rPr>
+          <w:b/>
+          <w:bCs/>
+        </w:rPr>
+        <w:t>The Time Synchronization Problem in data-intense Manufacturing</w:t>
+      </w:r>
+      <w:r>
+        <w:rPr>
+          <w:b/>
+          <w:bCs/>
+        </w:rPr>
+        <w:t xml:space="preserve"> (</w:t>
+      </w:r>
+      <w:hyperlink r:id="rId5" w:history="1">
         <w:r>
           <w:rPr>
             <w:rStyle w:val="Hyperlink"/>
             <w:b/>
             <w:bCs/>
-            <w:sz w:val="32"/>
-            <w:szCs w:val="32"/>
           </w:rPr>
-          <w:t>Multi-hop Precision Ti</w:t>
+          <w:t>Link</w:t>
         </w:r>
+      </w:hyperlink>
+      <w:r>
+        <w:rPr>
+          <w:b/>
+          <w:bCs/>
+        </w:rPr>
+        <w:t>):</w:t>
+      </w:r>
+    </w:p>
+    <w:p>
+      <w:r>
+        <w:t xml:space="preserve">This paper highlights about the importance of time synchronization in data-intense manufacturing along with the problems around it. For analytics of the manufacturing industry needs data directly from machines. </w:t>
+      </w:r>
+      <w:r>
+        <w:t>All analytics and models that rely on the production data implicitly require a suitable data quality.</w:t>
+      </w:r>
+      <w:r>
+        <w:t xml:space="preserve">  </w:t>
+      </w:r>
+      <w:r>
+        <w:t xml:space="preserve">In production processes, where the data resolution in terms of time is increasing, the problem of </w:t>
+      </w:r>
+      <w:r>
+        <w:t>non-synchronized</w:t>
+      </w:r>
+      <w:r>
+        <w:t xml:space="preserve"> times and computer clock effects increases as well.</w:t>
+      </w:r>
+      <w:r>
+        <w:t xml:space="preserve"> In this paper, the problem, technical causes of </w:t>
+      </w:r>
+      <w:r>
+        <w:t>the time synchronization problem in data-driven manufacturing</w:t>
+      </w:r>
+      <w:r>
+        <w:t xml:space="preserve"> is discussed. </w:t>
+      </w:r>
+    </w:p>
+    <w:p/>
+    <w:p>
+      <w:r>
+        <w:t xml:space="preserve">- Electronic devices use oscillators for timing. These oscillators are affected by factors such as aging, temperature, voltage changes.  </w:t>
+      </w:r>
+      <w:r>
+        <w:t>Time skew and clock drift are two main effects causing inaccuracies in system time.</w:t>
+      </w:r>
+    </w:p>
+    <w:p/>
+    <w:p>
+      <w:pPr>
+        <w:pStyle w:val="ListParagraph"/>
+        <w:numPr>
+          <w:ilvl w:val="0"/>
+          <w:numId w:val="3"/>
+        </w:numPr>
+      </w:pPr>
+      <w:r>
+        <w:t>In data-centric production</w:t>
+      </w:r>
+      <w:r>
+        <w:t>, multiple systems communicate with each other so it is not just one clock that should be synchronized but all. Hence the complexity also increases because e</w:t>
+      </w:r>
+      <w:r>
+        <w:t>ach system introduces its own time skew and clock drift.</w:t>
+      </w:r>
+    </w:p>
+    <w:p>
+      <w:pPr>
+        <w:pStyle w:val="ListParagraph"/>
+        <w:numPr>
+          <w:ilvl w:val="0"/>
+          <w:numId w:val="3"/>
+        </w:numPr>
+      </w:pPr>
+      <w:r>
+        <w:rPr>
+          <w:b/>
+          <w:bCs/>
+        </w:rPr>
+        <w:t>Current approaches</w:t>
+      </w:r>
+      <w:r>
+        <w:rPr>
+          <w:b/>
+          <w:bCs/>
+        </w:rPr>
+        <w:t>:</w:t>
+      </w:r>
+      <w:r>
+        <w:rPr>
+          <w:b/>
+          <w:bCs/>
+        </w:rPr>
+        <w:br/>
+        <w:t>NTP</w:t>
+      </w:r>
+      <w:r>
+        <w:t xml:space="preserve">: Synchronizes over network – with millisecond precision, depending on n/w quality and jitter. </w:t>
+      </w:r>
+      <w:r>
+        <w:br/>
+      </w:r>
+      <w:r>
+        <w:rPr>
+          <w:b/>
+          <w:bCs/>
+        </w:rPr>
+        <w:t>PTP</w:t>
+      </w:r>
+      <w:r>
+        <w:t xml:space="preserve">: Better than NTP, requires specialized hardware which makes it costly. Provides sub-microsecond precision. </w:t>
+      </w:r>
+    </w:p>
+    <w:p>
+      <w:pPr>
+        <w:pStyle w:val="ListParagraph"/>
+        <w:rPr>
+          <w:rFonts w:hAnsi="Symbol"/>
+        </w:rPr>
+      </w:pPr>
+      <w:r>
+        <w:rPr>
+          <w:rStyle w:val="Strong"/>
+          <w:rFonts w:eastAsiaTheme="majorEastAsia"/>
+        </w:rPr>
+        <w:t>IEC 61850</w:t>
+      </w:r>
+      <w:r>
+        <w:t>:</w:t>
+      </w:r>
+      <w:r>
+        <w:t xml:space="preserve"> </w:t>
+      </w:r>
+      <w:r>
+        <w:t>Used in industry and manufacturing.</w:t>
+      </w:r>
+      <w:r>
+        <w:t xml:space="preserve"> </w:t>
+      </w:r>
+      <w:r>
+        <w:t>Defines time accuracy classes, achieving precision around 1s and jitter down to 42.5ns.</w:t>
+      </w:r>
+    </w:p>
+    <w:p>
+      <w:pPr>
+        <w:pStyle w:val="ListParagraph"/>
+      </w:pPr>
+      <w:r>
+        <w:rPr>
+          <w:rStyle w:val="Strong"/>
+          <w:rFonts w:eastAsiaTheme="majorEastAsia"/>
+        </w:rPr>
+        <w:t>Time Sensitive Networking (TSN)</w:t>
+      </w:r>
+      <w:r>
+        <w:t>:</w:t>
+      </w:r>
+      <w:r>
+        <w:t xml:space="preserve"> </w:t>
+      </w:r>
+      <w:r>
+        <w:t>Ensures high precision and reduces communication jitter.</w:t>
+      </w:r>
+      <w:r>
+        <w:t xml:space="preserve"> </w:t>
+      </w:r>
+      <w:r>
+        <w:t>Network components must fully support TSN, similar to PTP.</w:t>
+      </w:r>
+    </w:p>
+    <w:p>
+      <w:pPr>
+        <w:pStyle w:val="ListParagraph"/>
+      </w:pPr>
+      <w:r>
+        <w:rPr>
+          <w:rStyle w:val="Strong"/>
+          <w:rFonts w:eastAsiaTheme="majorEastAsia"/>
+        </w:rPr>
+        <w:t>Satellite Systems (GPS, GALILEO)</w:t>
+      </w:r>
+      <w:r>
+        <w:t>:</w:t>
+      </w:r>
+      <w:r>
+        <w:t xml:space="preserve"> </w:t>
+      </w:r>
+      <w:r>
+        <w:t>High precision, but not usable indoors.</w:t>
+      </w:r>
+    </w:p>
+    <w:p>
+      <w:pPr>
+        <w:pStyle w:val="ListParagraph"/>
+      </w:pPr>
+      <w:proofErr w:type="spellStart"/>
+      <w:r>
+        <w:rPr>
+          <w:rStyle w:val="Strong"/>
+          <w:rFonts w:eastAsiaTheme="majorEastAsia"/>
+        </w:rPr>
+        <w:t>AirSync</w:t>
+      </w:r>
+      <w:proofErr w:type="spellEnd"/>
+      <w:r>
+        <w:rPr>
+          <w:rStyle w:val="Strong"/>
+          <w:rFonts w:eastAsiaTheme="majorEastAsia"/>
+        </w:rPr>
+        <w:t xml:space="preserve"> (ADS-B signal)</w:t>
+      </w:r>
+      <w:r>
+        <w:t>:</w:t>
+      </w:r>
+      <w:r>
+        <w:t xml:space="preserve"> </w:t>
+      </w:r>
+      <w:r>
+        <w:t>Synchronization using aircraft signals.</w:t>
+      </w:r>
+      <w:r>
+        <w:t xml:space="preserve"> </w:t>
+      </w:r>
+      <w:r>
+        <w:t>Achieves lower precision (around half a millisecond).</w:t>
+      </w:r>
+    </w:p>
+    <w:p>
+      <w:pPr>
+        <w:numPr>
+          <w:ilvl w:val="0"/>
+          <w:numId w:val="8"/>
+        </w:numPr>
+        <w:spacing w:before="100" w:beforeAutospacing="1" w:after="100" w:afterAutospacing="1"/>
+      </w:pPr>
+      <w:r>
+        <w:t xml:space="preserve">Offline time synchronization approaches: Because time synchronization problem impacts the time series timestamps, there is a need to active research offline synchronizations. By leveraging the </w:t>
+      </w:r>
+      <w:proofErr w:type="spellStart"/>
+      <w:r>
+        <w:t>faacts</w:t>
+      </w:r>
+      <w:proofErr w:type="spellEnd"/>
+      <w:r>
+        <w:t xml:space="preserve"> that time series data is linear and monotonic, approaches from </w:t>
+      </w:r>
+      <w:r>
+        <w:t>the domain of Time Series Classification may be applicable.</w:t>
+      </w:r>
+      <w:r>
+        <w:t xml:space="preserve"> </w:t>
+      </w:r>
+      <w:r>
+        <w:t xml:space="preserve">Examples: COTE, </w:t>
+      </w:r>
+      <w:proofErr w:type="spellStart"/>
+      <w:r>
+        <w:t>InceptionTime</w:t>
+      </w:r>
+      <w:proofErr w:type="spellEnd"/>
+      <w:r>
+        <w:t>, ROCKET.</w:t>
+      </w:r>
+      <w:r>
+        <w:t xml:space="preserve"> However, it is s</w:t>
+      </w:r>
+      <w:r>
+        <w:t>uitable for small datasets, but runtime may be an issue for large production datasets.</w:t>
+      </w:r>
+    </w:p>
+    <w:p>
+      <w:pPr>
+        <w:pStyle w:val="ListParagraph"/>
+        <w:numPr>
+          <w:ilvl w:val="0"/>
+          <w:numId w:val="3"/>
+        </w:numPr>
+        <w:rPr>
+          <w:b/>
+          <w:bCs/>
+        </w:rPr>
+      </w:pPr>
+      <w:r>
+        <w:rPr>
+          <w:rFonts w:hAnsi="Symbol"/>
+        </w:rPr>
+        <w:t xml:space="preserve">Although the current systems are using the existing solutions such as NTP, PTP though it is costly in h/w and integration. However, </w:t>
+      </w:r>
+      <w:r>
+        <w:rPr>
+          <w:rFonts w:hAnsi="Symbol"/>
+          <w:b/>
+          <w:bCs/>
+        </w:rPr>
+        <w:t>if offline time synchronization approaches are provided, there will be great impact on actual production systems.</w:t>
+      </w:r>
+    </w:p>
+    <w:p>
+      <w:pPr>
+        <w:rPr>
+          <w:b/>
+          <w:bCs/>
+        </w:rPr>
+      </w:pPr>
+    </w:p>
+    <w:p>
+      <w:pPr>
+        <w:rPr>
+          <w:b/>
+          <w:bCs/>
+        </w:rPr>
+      </w:pPr>
+    </w:p>
+    <w:p>
+      <w:pPr>
+        <w:rPr>
+          <w:b/>
+          <w:bCs/>
+        </w:rPr>
+      </w:pPr>
+      <w:hyperlink r:id="rId6" w:history="1">
         <w:r>
           <w:rPr>
             <w:rStyle w:val="Hyperlink"/>
             <w:b/>
             <w:bCs/>
-            <w:sz w:val="32"/>
-            <w:szCs w:val="32"/>
+            <w:lang w:val="en-US"/>
           </w:rPr>
-          <w:t>m</w:t>
-        </w:r>
-        <w:r>
-          <w:rPr>
-            <w:rStyle w:val="Hyperlink"/>
-            <w:b/>
-            <w:bCs/>
-            <w:sz w:val="32"/>
-            <w:szCs w:val="32"/>
-          </w:rPr>
-          <w:t xml:space="preserve">e Protocol: </w:t>
-        </w:r>
-        <w:proofErr w:type="gramStart"/>
-        <w:r>
-          <w:rPr>
-            <w:rStyle w:val="Hyperlink"/>
-            <w:b/>
-            <w:bCs/>
-            <w:sz w:val="32"/>
-            <w:szCs w:val="32"/>
-          </w:rPr>
-          <w:t>an</w:t>
-        </w:r>
-        <w:proofErr w:type="gramEnd"/>
-        <w:r>
-          <w:rPr>
-            <w:rStyle w:val="Hyperlink"/>
-            <w:b/>
-            <w:bCs/>
-            <w:sz w:val="32"/>
-            <w:szCs w:val="32"/>
-          </w:rPr>
-          <w:t xml:space="preserve"> Internet Applicable Time Synchronization Scheme</w:t>
+          <w:t>A Novel Clock Synchronization System for Large-Scale Clusters</w:t>
         </w:r>
       </w:hyperlink>
     </w:p>
     <w:p>
-      <w:pPr>
+      <w:r>
+        <w:t xml:space="preserve">This paper seems to be in work in progress as the test bed had only 60 VMs  and they claim to experiment in fill testbeds and optimise their solution. But it is claimed to show 44% better results than Huygens. </w:t>
+      </w:r>
+    </w:p>
+    <w:p/>
+    <w:p>
+      <w:r>
+        <w:t>They identified 3 problems/limitations with Huygens:</w:t>
+      </w:r>
+    </w:p>
+    <w:p>
+      <w:pPr>
+        <w:pStyle w:val="ListParagraph"/>
+        <w:numPr>
+          <w:ilvl w:val="0"/>
+          <w:numId w:val="10"/>
+        </w:numPr>
+      </w:pPr>
+      <w:r>
+        <w:lastRenderedPageBreak/>
+        <w:t xml:space="preserve">Huygens didn’t provide a method for constructing probe topology. </w:t>
+      </w:r>
+    </w:p>
+    <w:p>
+      <w:pPr>
+        <w:pStyle w:val="ListParagraph"/>
+        <w:numPr>
+          <w:ilvl w:val="0"/>
+          <w:numId w:val="10"/>
+        </w:numPr>
+      </w:pPr>
+      <w:r>
+        <w:t xml:space="preserve">Huygens lack mechanism for coordinating multiple probe sessions globally. This </w:t>
+      </w:r>
+      <w:r>
+        <w:t>can lead to overwrite errors when many timestamps are being processed simultaneously, making it difficult to ensure accuracy.</w:t>
+      </w:r>
+    </w:p>
+    <w:p>
+      <w:pPr>
+        <w:pStyle w:val="ListParagraph"/>
+        <w:numPr>
+          <w:ilvl w:val="0"/>
+          <w:numId w:val="10"/>
+        </w:numPr>
         <w:rPr>
-          <w:b/>
-          <w:bCs/>
-          <w:sz w:val="32"/>
-          <w:szCs w:val="32"/>
+          <w:rStyle w:val="Strong"/>
+          <w:b w:val="0"/>
+          <w:bCs w:val="0"/>
         </w:rPr>
       </w:pPr>
       <w:r>
-        <w:rPr>
-          <w:b/>
-          <w:bCs/>
-        </w:rPr>
-        <w:t>approximately 3 times the precision of HUYGENS</w:t>
-      </w:r>
-    </w:p>
-    <w:p>
-      <w:r>
-        <w:rPr>
-          <w:lang w:val="en-US"/>
-        </w:rPr>
-        <w:t>HUYGENS</w:t>
-      </w:r>
-      <w:r>
-        <w:rPr>
-          <w:lang w:val="en-US"/>
-        </w:rPr>
-        <w:t xml:space="preserve">’s </w:t>
-      </w:r>
-      <w:r>
-        <w:t xml:space="preserve">synchronization is only applicable to symmetrical structure of the data </w:t>
+        <w:t xml:space="preserve">If the cluster is not already synchronized then Huygens Struble to measure the clock gaps. </w:t>
+      </w:r>
+    </w:p>
+    <w:p>
+      <w:r>
+        <w:t xml:space="preserve">The solution in this paper (called as CAT-sync) has a cluster controller which manages and control the entire clock synchronization in the cluster. </w:t>
+      </w:r>
+    </w:p>
+    <w:p/>
+    <w:p>
+      <w:r>
+        <w:t xml:space="preserve">Controller  creates a dedicated TCP for each </w:t>
       </w:r>
       <w:proofErr w:type="spellStart"/>
       <w:r>
-        <w:t>center</w:t>
+        <w:t>hostnode</w:t>
       </w:r>
       <w:proofErr w:type="spellEnd"/>
       <w:r>
+        <w:t xml:space="preserve"> for data transmission and controller also creates a heartbeat thread for each connection to check and ensure the connection is active. The controller has a session manager which monitors the hosts joining or exiting from the cluster, which helps keep track of the probe topology and update if necessary. Controller creates the optimal probe topology in such a way that it decides which host communicate with other host because there is a limitation on how many probe sessions can be made at a time and it wants to </w:t>
+      </w:r>
+      <w:proofErr w:type="spellStart"/>
+      <w:r>
+        <w:t>biuld</w:t>
+      </w:r>
+      <w:proofErr w:type="spellEnd"/>
+      <w:r>
+        <w:t xml:space="preserve"> a good probing topology. It also uses an edge </w:t>
+      </w:r>
+      <w:proofErr w:type="spellStart"/>
+      <w:r>
+        <w:t>coloring</w:t>
+      </w:r>
+      <w:proofErr w:type="spellEnd"/>
+      <w:r>
+        <w:t xml:space="preserve"> algorithm for allocating the time for probe channels to ensure there is no overwrite and each probe session gets its own timeslot. </w:t>
+      </w:r>
+    </w:p>
+    <w:p>
+      <w:r>
+        <w:t xml:space="preserve">Each host gathers the timestamp data from all probe sessions at the end of each time slice and calculates its own drift and offset and reports this data to controller. Controller then calculates the final drift and offset for each host relative to the reference clock and send back the results to hosts which later adjust its clock accordingly. </w:t>
+      </w:r>
+    </w:p>
+    <w:p/>
+    <w:p>
+      <w:r>
+        <w:t xml:space="preserve">The optimal probe topology is constructed with main goal to balance between minimizing the distance to the reference clock and maximise the accuracy of loop corrections. This hierarchical topology is </w:t>
+      </w:r>
+      <w:proofErr w:type="spellStart"/>
+      <w:r>
+        <w:t>constructued</w:t>
+      </w:r>
+      <w:proofErr w:type="spellEnd"/>
+      <w:r>
+        <w:t xml:space="preserve"> based on BFS spanning tree. </w:t>
+      </w:r>
+      <w:r>
+        <w:t>Each node in the d-</w:t>
+      </w:r>
+      <w:proofErr w:type="spellStart"/>
+      <w:r>
+        <w:t>th</w:t>
+      </w:r>
+      <w:proofErr w:type="spellEnd"/>
+      <w:r>
+        <w:t xml:space="preserve"> layer is connected to one node in the (d−1)</w:t>
+      </w:r>
+      <w:r>
+        <w:t xml:space="preserve"> </w:t>
+      </w:r>
+      <w:proofErr w:type="spellStart"/>
+      <w:r>
+        <w:t>th</w:t>
+      </w:r>
+      <w:proofErr w:type="spellEnd"/>
+      <w:r>
+        <w:t xml:space="preserve"> layer and K−</w:t>
+      </w:r>
+      <w:r>
+        <w:t xml:space="preserve">1 </w:t>
+      </w:r>
+      <w:r>
+        <w:t>nodes in the (d+1</w:t>
+      </w:r>
+      <w:r>
+        <w:t>)</w:t>
+      </w:r>
+      <w:r>
+        <w:t>-</w:t>
+      </w:r>
+      <w:proofErr w:type="spellStart"/>
+      <w:r>
+        <w:t>th</w:t>
+      </w:r>
+      <w:proofErr w:type="spellEnd"/>
+      <w:r>
+        <w:t xml:space="preserve"> layer</w:t>
+      </w:r>
+      <w:r>
         <w:t xml:space="preserve">. </w:t>
       </w:r>
     </w:p>
-    <w:p>
-      <w:r>
-        <w:t>Multi-hop Precision Time Protocol (M-PTP)</w:t>
-      </w:r>
-      <w:r>
-        <w:t xml:space="preserve"> </w:t>
-      </w:r>
-      <w:r>
-        <w:t>is especially suitable for Internet</w:t>
-      </w:r>
-      <w:r>
-        <w:t>-</w:t>
-      </w:r>
-      <w:r>
-        <w:t>scale high-precision time-synchronized scenes and with low cost.</w:t>
-      </w:r>
-    </w:p>
-    <w:p>
-      <w:r>
-        <w:t>M-PTP leverages two key ideas. First, to mitigate the “asymmetry in forward delay and reverse delay” problem, SVM-based delay estimation is used to calculate the distribution of positive and negative random delays, then L-estimator is leveraged to estimate the time offset. Second, based on time offset, M-PTP exploits loop effect optimization among nodes. We implemented the protocol and tested its performance on variance hops under different traffic conditions and CPU loads. The experimental results show that M-PTP can achieve a precision of 11.61ns at 5 hops, which is approximately 3 times the precision of HUYGENS and approximately 30 times the precision of PTP.</w:t>
-      </w:r>
-    </w:p>
-    <w:p>
-      <w:r>
+    <w:p/>
+    <w:p>
+      <w:r>
+        <w:t>Edges are added to the hierarchical topology to form linear independent loops, maximizing the cumulative sum of loop lengths. This increases the number of non-zero entries in the probing loop matrix, improving synchronization accuracy.</w:t>
+      </w:r>
+    </w:p>
+    <w:p/>
+    <w:p>
+      <w:r>
+        <w:t xml:space="preserve">An example of how its </w:t>
+      </w:r>
+      <w:proofErr w:type="spellStart"/>
+      <w:r>
+        <w:t>constructued</w:t>
+      </w:r>
+      <w:proofErr w:type="spellEnd"/>
+      <w:r>
+        <w:t xml:space="preserve"> is detailed in paper</w:t>
+      </w:r>
+    </w:p>
+    <w:p>
+      <w:r>
+        <w:lastRenderedPageBreak/>
         <w:drawing>
-          <wp:inline distT="0" distB="0" distL="0" distR="0" wp14:anchorId="7A2600FF" wp14:editId="033BEED9">
-            <wp:extent cx="5731510" cy="1019810"/>
+          <wp:inline distT="0" distB="0" distL="0" distR="0" wp14:anchorId="3D92E901" wp14:editId="01DB1130">
+            <wp:extent cx="4292600" cy="6311900"/>
             <wp:effectExtent l="0" t="0" r="0" b="0"/>
-            <wp:docPr id="3997928" name="Picture 1"/>
+            <wp:docPr id="709679165" name="Picture 1" descr="A screenshot of a text&#10;&#10;Description automatically generated"/>
             <wp:cNvGraphicFramePr>
               <a:graphicFrameLocks xmlns:a="http://schemas.openxmlformats.org/drawingml/2006/main" noChangeAspect="1"/>
             </wp:cNvGraphicFramePr>
@@ -177,11 +576,11 @@
               <a:graphicData uri="http://schemas.openxmlformats.org/drawingml/2006/picture">
                 <pic:pic xmlns:pic="http://schemas.openxmlformats.org/drawingml/2006/picture">
                   <pic:nvPicPr>
-                    <pic:cNvPr id="3997928" name=""/>
+                    <pic:cNvPr id="709679165" name="Picture 1" descr="A screenshot of a text&#10;&#10;Description automatically generated"/>
                     <pic:cNvPicPr/>
                   </pic:nvPicPr>
                   <pic:blipFill>
-                    <a:blip r:embed="rId5"/>
+                    <a:blip r:embed="rId7"/>
                     <a:stretch>
                       <a:fillRect/>
                     </a:stretch>
@@ -189,7 +588,7 @@
                   <pic:spPr>
                     <a:xfrm>
                       <a:off x="0" y="0"/>
-                      <a:ext cx="5731510" cy="1019810"/>
+                      <a:ext cx="4292600" cy="6311900"/>
                     </a:xfrm>
                     <a:prstGeom prst="rect">
                       <a:avLst/>
@@ -205,139 +604,33 @@
     <w:p/>
     <w:p>
       <w:r>
-        <w:rPr>
-          <w:b/>
-          <w:bCs/>
-        </w:rPr>
-        <w:t>Data:</w:t>
-      </w:r>
-      <w:r>
-        <w:t xml:space="preserve"> </w:t>
-      </w:r>
-      <w:r>
-        <w:t xml:space="preserve">Multiple M-PTP nodes </w:t>
-      </w:r>
-      <w:r>
-        <w:rPr>
-          <w:highlight w:val="yellow"/>
-        </w:rPr>
-        <w:t>probe one by one and form a probe loop</w:t>
-      </w:r>
-      <w:r>
-        <w:t>. The sum of the offset values between all adjacent probing nodes in this loop should be zero. If the sum does not equal 0, it should be caused by an inaccurate estimation of the offset value. This feature can be used to further improve the estimation precision of the offset value. M-PTP considers the historical time offset and allocates the residual sum of time offset more accurately based on the loop weight. The experimental results show that it further improved the precision of the M-PTP protocol.</w:t>
-      </w:r>
-    </w:p>
-    <w:p>
-      <w:r>
-        <w:rPr>
-          <w:b/>
-          <w:bCs/>
-        </w:rPr>
-        <w:t>Process</w:t>
-      </w:r>
-      <w:r>
-        <w:rPr>
-          <w:b/>
-          <w:bCs/>
-        </w:rPr>
-        <w:t>:</w:t>
-      </w:r>
-      <w:r>
-        <w:rPr>
-          <w:b/>
-          <w:bCs/>
-        </w:rPr>
-        <w:t xml:space="preserve"> </w:t>
-      </w:r>
-      <w:r>
-        <w:t xml:space="preserve">In the </w:t>
-      </w:r>
-      <w:r>
-        <w:rPr>
-          <w:highlight w:val="yellow"/>
-        </w:rPr>
-        <w:t>first step</w:t>
-      </w:r>
-      <w:r>
-        <w:t xml:space="preserve">, M-PTP </w:t>
-      </w:r>
-      <w:r>
-        <w:rPr>
-          <w:highlight w:val="yellow"/>
-        </w:rPr>
-        <w:t>encodes and filters</w:t>
-      </w:r>
-      <w:r>
-        <w:t xml:space="preserve"> the packets to obtain packets that are </w:t>
-      </w:r>
-      <w:r>
-        <w:rPr>
-          <w:highlight w:val="yellow"/>
-        </w:rPr>
-        <w:t>less affected by the delay of network equipment</w:t>
-      </w:r>
-      <w:r>
-        <w:t xml:space="preserve">, obtains the upper and lower bounds, and </w:t>
-      </w:r>
-      <w:r>
-        <w:rPr>
-          <w:highlight w:val="yellow"/>
-        </w:rPr>
-        <w:t>estimates the random</w:t>
-      </w:r>
-      <w:r>
-        <w:rPr>
-          <w:highlight w:val="yellow"/>
-        </w:rPr>
-        <w:t xml:space="preserve"> </w:t>
-      </w:r>
-      <w:r>
-        <w:rPr>
-          <w:highlight w:val="yellow"/>
-        </w:rPr>
-        <w:t>delay based on SVM</w:t>
-      </w:r>
-      <w:r>
-        <w:t xml:space="preserve">. Then, M-PTP uses the </w:t>
-      </w:r>
-      <w:r>
-        <w:rPr>
-          <w:highlight w:val="yellow"/>
-        </w:rPr>
-        <w:t>L-estimator to estimate the preliminary time offset</w:t>
-      </w:r>
-      <w:r>
-        <w:t xml:space="preserve">. Finally, in the </w:t>
-      </w:r>
-      <w:r>
-        <w:rPr>
-          <w:highlight w:val="yellow"/>
-        </w:rPr>
-        <w:t>third step</w:t>
-      </w:r>
-      <w:r>
-        <w:t xml:space="preserve">, M-PTP </w:t>
-      </w:r>
-      <w:r>
-        <w:rPr>
-          <w:highlight w:val="yellow"/>
-        </w:rPr>
+        <w:t xml:space="preserve">The probing channel is built by </w:t>
+      </w:r>
+      <w:proofErr w:type="spellStart"/>
+      <w:r>
+        <w:t>coloring</w:t>
+      </w:r>
+      <w:proofErr w:type="spellEnd"/>
+      <w:r>
+        <w:t xml:space="preserve"> the edges of the probe topology graph to ensure that no two edges sharing same node has same </w:t>
+      </w:r>
+      <w:proofErr w:type="spellStart"/>
+      <w:r>
+        <w:t>color</w:t>
+      </w:r>
+      <w:proofErr w:type="spellEnd"/>
+      <w:r>
+        <w:t>, making sure no two probes conflict with each other. The number of colours/channels required is no more than k+1 where k is the max node degree.</w:t>
+      </w:r>
+    </w:p>
+    <w:p>
+      <w:r>
         <w:lastRenderedPageBreak/>
-        <w:t>performs loop correction based on the weight to obtain the final time offset, and adjusts the hardware clock.</w:t>
-      </w:r>
-    </w:p>
-    <w:p>
-      <w:r>
-        <w:t>M-PTP leverages back-to-back packets to filter the packets that are affected by the delay of network equipment and to obtain packets that are less affected by the delay of network equipment. Then it performs SVM on the filtered data and calculates the random delay distribution.</w:t>
-      </w:r>
-    </w:p>
-    <w:p>
-      <w:r>
         <w:drawing>
-          <wp:inline distT="0" distB="0" distL="0" distR="0" wp14:anchorId="1CADAAB5" wp14:editId="4D7AACFB">
-            <wp:extent cx="3644900" cy="2247900"/>
+          <wp:inline distT="0" distB="0" distL="0" distR="0" wp14:anchorId="75567E8D" wp14:editId="03C2C482">
+            <wp:extent cx="4178300" cy="2552700"/>
             <wp:effectExtent l="0" t="0" r="0" b="0"/>
-            <wp:docPr id="1131986080" name="Picture 1"/>
+            <wp:docPr id="1647469819" name="Picture 1" descr="A diagram of a triangle with blue circles and dots&#10;&#10;Description automatically generated"/>
             <wp:cNvGraphicFramePr>
               <a:graphicFrameLocks xmlns:a="http://schemas.openxmlformats.org/drawingml/2006/main" noChangeAspect="1"/>
             </wp:cNvGraphicFramePr>
@@ -345,209 +638,7 @@
               <a:graphicData uri="http://schemas.openxmlformats.org/drawingml/2006/picture">
                 <pic:pic xmlns:pic="http://schemas.openxmlformats.org/drawingml/2006/picture">
                   <pic:nvPicPr>
-                    <pic:cNvPr id="1131986080" name=""/>
-                    <pic:cNvPicPr/>
-                  </pic:nvPicPr>
-                  <pic:blipFill>
-                    <a:blip r:embed="rId6"/>
-                    <a:stretch>
-                      <a:fillRect/>
-                    </a:stretch>
-                  </pic:blipFill>
-                  <pic:spPr>
-                    <a:xfrm>
-                      <a:off x="0" y="0"/>
-                      <a:ext cx="3644900" cy="2247900"/>
-                    </a:xfrm>
-                    <a:prstGeom prst="rect">
-                      <a:avLst/>
-                    </a:prstGeom>
-                  </pic:spPr>
-                </pic:pic>
-              </a:graphicData>
-            </a:graphic>
-          </wp:inline>
-        </w:drawing>
-      </w:r>
-    </w:p>
-    <w:p/>
-    <w:p>
-      <w:pPr>
-        <w:rPr>
-          <w:b/>
-          <w:bCs/>
-        </w:rPr>
-      </w:pPr>
-    </w:p>
-    <w:p>
-      <w:pPr>
-        <w:rPr>
-          <w:b/>
-          <w:bCs/>
-          <w:sz w:val="32"/>
-          <w:szCs w:val="32"/>
-        </w:rPr>
-      </w:pPr>
-      <w:r>
-        <w:rPr>
-          <w:b/>
-          <w:bCs/>
-          <w:sz w:val="32"/>
-          <w:szCs w:val="32"/>
-          <w:lang w:val="en-US"/>
-        </w:rPr>
-        <w:t xml:space="preserve">Paper: </w:t>
-      </w:r>
-      <w:hyperlink r:id="rId7" w:history="1">
-        <w:r>
-          <w:rPr>
-            <w:rStyle w:val="Hyperlink"/>
-            <w:b/>
-            <w:bCs/>
-            <w:sz w:val="32"/>
-            <w:szCs w:val="32"/>
-          </w:rPr>
-          <w:t>Sundial: Fault-toleran</w:t>
-        </w:r>
-        <w:r>
-          <w:rPr>
-            <w:rStyle w:val="Hyperlink"/>
-            <w:b/>
-            <w:bCs/>
-            <w:sz w:val="32"/>
-            <w:szCs w:val="32"/>
-          </w:rPr>
-          <w:t>t</w:t>
-        </w:r>
-        <w:r>
-          <w:rPr>
-            <w:rStyle w:val="Hyperlink"/>
-            <w:b/>
-            <w:bCs/>
-            <w:sz w:val="32"/>
-            <w:szCs w:val="32"/>
-          </w:rPr>
-          <w:t xml:space="preserve"> Clock Synchronization for </w:t>
-        </w:r>
-        <w:proofErr w:type="spellStart"/>
-        <w:r>
-          <w:rPr>
-            <w:rStyle w:val="Hyperlink"/>
-            <w:b/>
-            <w:bCs/>
-            <w:sz w:val="32"/>
-            <w:szCs w:val="32"/>
-          </w:rPr>
-          <w:t>Datacenters</w:t>
-        </w:r>
-        <w:proofErr w:type="spellEnd"/>
-      </w:hyperlink>
-    </w:p>
-    <w:p>
-      <w:proofErr w:type="spellStart"/>
-      <w:r>
-        <w:t>Sundia</w:t>
-      </w:r>
-      <w:proofErr w:type="spellEnd"/>
-      <w:r>
-        <w:t xml:space="preserve">  is a </w:t>
-      </w:r>
-      <w:proofErr w:type="spellStart"/>
-      <w:r>
-        <w:t>submicrosecond</w:t>
-      </w:r>
-      <w:proofErr w:type="spellEnd"/>
-      <w:r>
-        <w:t>-level clock synchronization system that is resilient to failures</w:t>
-      </w:r>
-      <w:r>
-        <w:t xml:space="preserve">, </w:t>
-      </w:r>
-      <w:r>
-        <w:t xml:space="preserve"> provides fast failure detection based on frequent synchronization messages in hardware. Sundial enables fast failure recovery using a novel graph</w:t>
-      </w:r>
-      <w:r>
-        <w:t xml:space="preserve"> </w:t>
-      </w:r>
-      <w:r>
-        <w:t>based algorithm to precompute a backup plan that is generic to failures.</w:t>
-      </w:r>
-      <w:r>
-        <w:t xml:space="preserve"> </w:t>
-      </w:r>
-      <w:r>
-        <w:t>It uses hardware</w:t>
-      </w:r>
-      <w:r>
-        <w:t>-</w:t>
-      </w:r>
-      <w:r>
-        <w:t>software codesign to quickly detect failures and recover from them.</w:t>
-      </w:r>
-    </w:p>
-    <w:p>
-      <w:r>
-        <w:rPr>
-          <w:highlight w:val="yellow"/>
-        </w:rPr>
-        <w:t>Unlike Huygens which uses only software to improve clock synchronization, sundial is a hardware-software based solution</w:t>
-      </w:r>
-      <w:r>
-        <w:rPr>
-          <w:highlight w:val="yellow"/>
-        </w:rPr>
-        <w:t>.</w:t>
-      </w:r>
-      <w:r>
-        <w:t xml:space="preserve"> </w:t>
-      </w:r>
-    </w:p>
-    <w:p>
-      <w:r>
-        <w:t xml:space="preserve">Sundial is compared with </w:t>
-      </w:r>
-      <w:r>
-        <w:t>Huygens</w:t>
-      </w:r>
-      <w:r>
-        <w:t xml:space="preserve"> along with other recent </w:t>
-      </w:r>
-      <w:proofErr w:type="spellStart"/>
-      <w:r>
-        <w:t>submicrosecond</w:t>
-      </w:r>
-      <w:proofErr w:type="spellEnd"/>
-      <w:r>
-        <w:t xml:space="preserve"> level clock synchronization schemes.</w:t>
-      </w:r>
-    </w:p>
-    <w:p>
-      <w:pPr>
-        <w:rPr>
-          <w:noProof/>
-        </w:rPr>
-      </w:pPr>
-      <w:r>
-        <w:rPr>
-          <w:noProof/>
-        </w:rPr>
-        <w:lastRenderedPageBreak/>
-        <w:t xml:space="preserve"> </w:t>
-      </w:r>
-      <w:r>
-        <w:drawing>
-          <wp:inline distT="0" distB="0" distL="0" distR="0" wp14:anchorId="51AA8D0C" wp14:editId="31B23918">
-            <wp:extent cx="2900660" cy="1467293"/>
-            <wp:effectExtent l="0" t="0" r="0" b="6350"/>
-            <wp:docPr id="1976162699" name="Picture 1"/>
-            <wp:cNvGraphicFramePr>
-              <a:graphicFrameLocks xmlns:a="http://schemas.openxmlformats.org/drawingml/2006/main" noChangeAspect="1"/>
-            </wp:cNvGraphicFramePr>
-            <a:graphic xmlns:a="http://schemas.openxmlformats.org/drawingml/2006/main">
-              <a:graphicData uri="http://schemas.openxmlformats.org/drawingml/2006/picture">
-                <pic:pic xmlns:pic="http://schemas.openxmlformats.org/drawingml/2006/picture">
-                  <pic:nvPicPr>
-                    <pic:cNvPr id="1976162699" name=""/>
+                    <pic:cNvPr id="1647469819" name="Picture 1" descr="A diagram of a triangle with blue circles and dots&#10;&#10;Description automatically generated"/>
                     <pic:cNvPicPr/>
                   </pic:nvPicPr>
                   <pic:blipFill>
@@ -559,7 +650,7 @@
                   <pic:spPr>
                     <a:xfrm>
                       <a:off x="0" y="0"/>
-                      <a:ext cx="3201311" cy="1619377"/>
+                      <a:ext cx="4178300" cy="2552700"/>
                     </a:xfrm>
                     <a:prstGeom prst="rect">
                       <a:avLst/>
@@ -571,15 +662,46 @@
           </wp:inline>
         </w:drawing>
       </w:r>
-      <w:r>
-        <w:rPr>
-          <w:lang w:val="en-US"/>
-        </w:rPr>
+    </w:p>
+    <w:p>
+      <w:r>
+        <w:t xml:space="preserve">The probe session synchronization </w:t>
+      </w:r>
+      <w:r>
+        <w:t xml:space="preserve">is crucial in a cluster of hosts to ensure uniform start and end times of operational phases, enhancing clock synchronization accuracy. It begins by constructing a Breadth-First Search (BFS) spanning tree for each host, dictating the path for synchronization messages. As each time slice concludes, hosts assess their local clocks and cease their probing activities, while simultaneously transmitting end-time messages to a central controller and </w:t>
+      </w:r>
+      <w:proofErr w:type="spellStart"/>
+      <w:r>
+        <w:t>neighboring</w:t>
+      </w:r>
+      <w:proofErr w:type="spellEnd"/>
+      <w:r>
+        <w:t xml:space="preserve"> hosts. The controller, upon receiving an end message, broadcasts a signal to all hosts, enforcing a synchronized transition to the next time slice. This method avoids data overlap and minimizes synchronization errors by prioritizing and blocking duplicate messages, ensuring all nodes are perfectly aligned in their timing operations.</w:t>
+      </w:r>
+      <w:r>
+        <w:t xml:space="preserve"> </w:t>
+      </w:r>
+    </w:p>
+    <w:p/>
+    <w:p>
+      <w:r>
+        <w:t>Evaluation:</w:t>
+      </w:r>
+    </w:p>
+    <w:p>
+      <w:r>
+        <w:t>With Huygens as baseline, CAT-sync is evaluated as below:</w:t>
+      </w:r>
+    </w:p>
+    <w:p/>
+    <w:p/>
+    <w:p>
+      <w:r>
         <w:drawing>
-          <wp:inline distT="0" distB="0" distL="0" distR="0" wp14:anchorId="5D91456C" wp14:editId="4FC27914">
-            <wp:extent cx="2721642" cy="1605280"/>
-            <wp:effectExtent l="0" t="0" r="0" b="0"/>
-            <wp:docPr id="1107183269" name="Picture 1" descr="A page of a computer program&#10;&#10;Description automatically generated"/>
+          <wp:inline distT="0" distB="0" distL="0" distR="0" wp14:anchorId="0A3B5817" wp14:editId="32F1BE82">
+            <wp:extent cx="2923496" cy="2437803"/>
+            <wp:effectExtent l="0" t="0" r="0" b="635"/>
+            <wp:docPr id="511871768" name="Picture 1" descr="A graph with red and black lines&#10;&#10;Description automatically generated"/>
             <wp:cNvGraphicFramePr>
               <a:graphicFrameLocks xmlns:a="http://schemas.openxmlformats.org/drawingml/2006/main" noChangeAspect="1"/>
             </wp:cNvGraphicFramePr>
@@ -587,7 +709,7 @@
               <a:graphicData uri="http://schemas.openxmlformats.org/drawingml/2006/picture">
                 <pic:pic xmlns:pic="http://schemas.openxmlformats.org/drawingml/2006/picture">
                   <pic:nvPicPr>
-                    <pic:cNvPr id="1107183269" name="Picture 1" descr="A page of a computer program&#10;&#10;Description automatically generated"/>
+                    <pic:cNvPr id="511871768" name="Picture 1" descr="A graph with red and black lines&#10;&#10;Description automatically generated"/>
                     <pic:cNvPicPr/>
                   </pic:nvPicPr>
                   <pic:blipFill>
@@ -599,7 +721,7 @@
                   <pic:spPr>
                     <a:xfrm>
                       <a:off x="0" y="0"/>
-                      <a:ext cx="2794715" cy="1648380"/>
+                      <a:ext cx="2996899" cy="2499011"/>
                     </a:xfrm>
                     <a:prstGeom prst="rect">
                       <a:avLst/>
@@ -611,266 +733,12 @@
           </wp:inline>
         </w:drawing>
       </w:r>
-    </w:p>
-    <w:p>
-      <w:pPr>
-        <w:rPr>
-          <w:noProof/>
-        </w:rPr>
-      </w:pPr>
-      <w:r>
-        <w:rPr>
-          <w:noProof/>
-        </w:rPr>
-        <w:t>It is not like huygens which uses SVM for clock synchronization.</w:t>
-      </w:r>
-    </w:p>
-    <w:p>
-      <w:pPr>
-        <w:rPr>
-          <w:b/>
-          <w:bCs/>
-          <w:sz w:val="32"/>
-          <w:szCs w:val="32"/>
-        </w:rPr>
-      </w:pPr>
-      <w:r>
-        <w:rPr>
-          <w:b/>
-          <w:bCs/>
-          <w:sz w:val="32"/>
-          <w:szCs w:val="32"/>
-        </w:rPr>
-        <w:t xml:space="preserve">Paper: </w:t>
-      </w:r>
-      <w:hyperlink r:id="rId10" w:history="1">
-        <w:r>
-          <w:rPr>
-            <w:rStyle w:val="Hyperlink"/>
-            <w:b/>
-            <w:bCs/>
-            <w:sz w:val="32"/>
-            <w:szCs w:val="32"/>
-          </w:rPr>
-          <w:t>Graham: Synchronizing Clocks by Leveraging Local Clock Prop</w:t>
-        </w:r>
-        <w:r>
-          <w:rPr>
-            <w:rStyle w:val="Hyperlink"/>
-            <w:b/>
-            <w:bCs/>
-            <w:sz w:val="32"/>
-            <w:szCs w:val="32"/>
-          </w:rPr>
-          <w:t>e</w:t>
-        </w:r>
-        <w:r>
-          <w:rPr>
-            <w:rStyle w:val="Hyperlink"/>
-            <w:b/>
-            <w:bCs/>
-            <w:sz w:val="32"/>
-            <w:szCs w:val="32"/>
-          </w:rPr>
-          <w:t>rties</w:t>
-        </w:r>
-      </w:hyperlink>
-    </w:p>
-    <w:p>
-      <w:r>
-        <w:t>Graham is using temperature-clock error relationship to plot curve, once the curve is formed, the time error is fixed.</w:t>
-      </w:r>
-      <w:r>
-        <w:t xml:space="preserve"> It works alongside clock synchronization mechanisms like Huygens to further improve efficiency and it does not use ML.</w:t>
-      </w:r>
-    </w:p>
-    <w:p>
-      <w:r>
-        <w:t>The below info is from the paper:</w:t>
-      </w:r>
-    </w:p>
-    <w:p>
-      <w:r>
-        <w:rPr>
-          <w:highlight w:val="yellow"/>
-        </w:rPr>
-        <w:t>“</w:t>
-      </w:r>
-      <w:r>
-        <w:rPr>
-          <w:highlight w:val="yellow"/>
-        </w:rPr>
-        <w:t>ground truth”</w:t>
-      </w:r>
-      <w:r>
-        <w:t>, or the temperature-clock error response curve. If we can determine the clock error given a certain temperature, then we can correct the clock even in the absence of the accurate timing signal.</w:t>
-      </w:r>
-    </w:p>
-    <w:p>
-      <w:r>
-        <w:t>The overall approach of Graham is to learn the temperature</w:t>
-      </w:r>
-      <w:r>
-        <w:t>-</w:t>
-      </w:r>
-      <w:r>
-        <w:t xml:space="preserve">clock error relationship by fitting curves as new data points are learned. Unlike the experiments we designed when trying to learn the ground truth, we cannot expect to be able to point a hair dryer or dump a production server in ice. In addition, since a truly scalable solution should not require a precise PPS timing signal, we need to </w:t>
-      </w:r>
-      <w:r>
-        <w:rPr>
-          <w:highlight w:val="yellow"/>
-        </w:rPr>
-        <w:t>ensure that we can perform this learning with traditional synchronization protocols such as NTP or PTP</w:t>
-      </w:r>
-      <w:r>
-        <w:t xml:space="preserve">. As a result, Graham must fit these curves over time on incomplete and noisy data. Once we determine that the we have </w:t>
-      </w:r>
-      <w:r>
-        <w:rPr>
-          <w:highlight w:val="yellow"/>
-        </w:rPr>
-        <w:t>observed enough data points, we can use the derived curve to correct the time error</w:t>
-      </w:r>
-      <w:r>
-        <w:t>. To fit this data on a curve, we begin by formalizing the variables and equations required to solve for the time error.</w:t>
-      </w:r>
-    </w:p>
-    <w:p>
-      <w:r>
-        <w:t xml:space="preserve">Graham works in </w:t>
-      </w:r>
-      <w:r>
-        <w:rPr>
-          <w:highlight w:val="yellow"/>
-        </w:rPr>
-        <w:t>synergy with other synchronization mechanisms</w:t>
-      </w:r>
-      <w:r>
-        <w:t xml:space="preserve">, such as </w:t>
-      </w:r>
-      <w:r>
-        <w:rPr>
-          <w:highlight w:val="yellow"/>
-        </w:rPr>
-        <w:t>Huygens</w:t>
-      </w:r>
-      <w:r>
-        <w:t xml:space="preserve"> [14], PTP [10] and FaRMv2 [28] to maintain synchronization. Our experiments with NTP show that Graham can maintain 1µs ε for 10 seconds after loss of synchronization. As Sundial [20] shows, however, missed synchronizations can occur for a number of reasons. For Huygens, significant CPU load on the system could occur causing the SVM processing to be delayed, and in PTP and FaRMv2, synchronization messages could be missed, leading to increased uncertainty of time. Using our 1µs holdover result for Graham, we could reduce the standard 1s synchronization frequency of PTP to 3s and tolerate 2 lost </w:t>
-      </w:r>
-      <w:proofErr w:type="spellStart"/>
-      <w:r>
-        <w:t>synchornization</w:t>
-      </w:r>
-      <w:proofErr w:type="spellEnd"/>
-      <w:r>
-        <w:t xml:space="preserve"> messages.</w:t>
-      </w:r>
-    </w:p>
-    <w:p>
-      <w:pPr>
-        <w:rPr>
-          <w:b/>
-          <w:bCs/>
-          <w:lang w:val="en-US"/>
-        </w:rPr>
-      </w:pPr>
-      <w:r>
-        <w:rPr>
-          <w:b/>
-          <w:bCs/>
-        </w:rPr>
-        <w:lastRenderedPageBreak/>
-        <w:t xml:space="preserve">Paper: </w:t>
-      </w:r>
-      <w:hyperlink r:id="rId11" w:history="1">
-        <w:r>
-          <w:rPr>
-            <w:rStyle w:val="Hyperlink"/>
-            <w:b/>
-            <w:bCs/>
-          </w:rPr>
-          <w:t>Communication-efficient Clock Syn</w:t>
-        </w:r>
-        <w:r>
-          <w:rPr>
-            <w:rStyle w:val="Hyperlink"/>
-            <w:b/>
-            <w:bCs/>
-          </w:rPr>
-          <w:t>c</w:t>
-        </w:r>
-        <w:r>
-          <w:rPr>
-            <w:rStyle w:val="Hyperlink"/>
-            <w:b/>
-            <w:bCs/>
-          </w:rPr>
-          <w:t>h</w:t>
-        </w:r>
-        <w:r>
-          <w:rPr>
-            <w:rStyle w:val="Hyperlink"/>
-            <w:b/>
-            <w:bCs/>
-          </w:rPr>
-          <w:t>r</w:t>
-        </w:r>
-        <w:r>
-          <w:rPr>
-            <w:rStyle w:val="Hyperlink"/>
-            <w:b/>
-            <w:bCs/>
-          </w:rPr>
-          <w:t>onization</w:t>
-        </w:r>
-      </w:hyperlink>
-    </w:p>
-    <w:p>
-      <w:pPr>
-        <w:rPr>
-          <w:rFonts w:ascii="Times New Roman" w:hAnsi="Times New Roman" w:cs="Times New Roman"/>
-          <w:lang w:val="en-US"/>
-        </w:rPr>
-      </w:pPr>
-      <w:r>
-        <w:rPr>
-          <w:rFonts w:ascii="Times New Roman" w:hAnsi="Times New Roman" w:cs="Times New Roman"/>
-          <w:lang w:val="en-US"/>
-        </w:rPr>
-        <w:t xml:space="preserve">This paper is an enhancement to the HUYGENS clock synchronization. The below snippet is from the paper. It claims to reduce the communication time between the master node and the server </w:t>
-      </w:r>
-      <w:proofErr w:type="gramStart"/>
-      <w:r>
-        <w:rPr>
-          <w:rFonts w:ascii="Times New Roman" w:hAnsi="Times New Roman" w:cs="Times New Roman"/>
-          <w:lang w:val="en-US"/>
-        </w:rPr>
-        <w:t>node</w:t>
-      </w:r>
-      <w:proofErr w:type="gramEnd"/>
-      <w:r>
-        <w:rPr>
-          <w:rFonts w:ascii="Times New Roman" w:hAnsi="Times New Roman" w:cs="Times New Roman"/>
-          <w:lang w:val="en-US"/>
-        </w:rPr>
-        <w:t xml:space="preserve"> but they are not enhancing it by improving the SVM model, so I believe it is not relevant to our study. </w:t>
-      </w:r>
-    </w:p>
-    <w:p>
-      <w:pPr>
-        <w:rPr>
-          <w:lang w:val="en-US"/>
-        </w:rPr>
-      </w:pPr>
-      <w:r>
-        <w:rPr>
-          <w:lang w:val="en-US"/>
-        </w:rPr>
+      <w:r>
         <w:drawing>
-          <wp:inline distT="0" distB="0" distL="0" distR="0" wp14:anchorId="56E2EB76" wp14:editId="46D3EFEC">
-            <wp:extent cx="4597400" cy="2070100"/>
-            <wp:effectExtent l="0" t="0" r="0" b="0"/>
-            <wp:docPr id="1565481764" name="Picture 1" descr="A close-up of a text&#10;&#10;Description automatically generated"/>
+          <wp:inline distT="0" distB="0" distL="0" distR="0" wp14:anchorId="51D38090" wp14:editId="4C365B72">
+            <wp:extent cx="2728459" cy="1796164"/>
+            <wp:effectExtent l="0" t="0" r="2540" b="0"/>
+            <wp:docPr id="69188220" name="Picture 1" descr="A graph of a graph with a line&#10;&#10;Description automatically generated with medium confidence"/>
             <wp:cNvGraphicFramePr>
               <a:graphicFrameLocks xmlns:a="http://schemas.openxmlformats.org/drawingml/2006/main" noChangeAspect="1"/>
             </wp:cNvGraphicFramePr>
@@ -878,11 +746,11 @@
               <a:graphicData uri="http://schemas.openxmlformats.org/drawingml/2006/picture">
                 <pic:pic xmlns:pic="http://schemas.openxmlformats.org/drawingml/2006/picture">
                   <pic:nvPicPr>
-                    <pic:cNvPr id="1565481764" name="Picture 1" descr="A close-up of a text&#10;&#10;Description automatically generated"/>
+                    <pic:cNvPr id="69188220" name="Picture 1" descr="A graph of a graph with a line&#10;&#10;Description automatically generated with medium confidence"/>
                     <pic:cNvPicPr/>
                   </pic:nvPicPr>
                   <pic:blipFill>
-                    <a:blip r:embed="rId12"/>
+                    <a:blip r:embed="rId10"/>
                     <a:stretch>
                       <a:fillRect/>
                     </a:stretch>
@@ -890,7 +758,7 @@
                   <pic:spPr>
                     <a:xfrm>
                       <a:off x="0" y="0"/>
-                      <a:ext cx="4622978" cy="2081617"/>
+                      <a:ext cx="2812380" cy="1851410"/>
                     </a:xfrm>
                     <a:prstGeom prst="rect">
                       <a:avLst/>
@@ -903,121 +771,34 @@
         </w:drawing>
       </w:r>
     </w:p>
-    <w:p>
-      <w:pPr>
-        <w:rPr>
-          <w:lang w:val="en-US"/>
-        </w:rPr>
-      </w:pPr>
-    </w:p>
-    <w:p>
-      <w:pPr>
-        <w:rPr>
-          <w:lang w:val="en-US"/>
-        </w:rPr>
-      </w:pPr>
-      <w:r>
-        <w:rPr>
-          <w:lang w:val="en-US"/>
-        </w:rPr>
-        <w:t>Few other papers are:</w:t>
-      </w:r>
-    </w:p>
-    <w:p>
-      <w:hyperlink r:id="rId13" w:history="1">
-        <w:r>
-          <w:rPr>
-            <w:rStyle w:val="Hyperlink"/>
-          </w:rPr>
-          <w:t>Anticipating synchronization with machine le</w:t>
-        </w:r>
-        <w:r>
-          <w:rPr>
-            <w:rStyle w:val="Hyperlink"/>
-          </w:rPr>
-          <w:t>a</w:t>
-        </w:r>
-        <w:r>
-          <w:rPr>
-            <w:rStyle w:val="Hyperlink"/>
-          </w:rPr>
-          <w:t xml:space="preserve">rning </w:t>
-        </w:r>
-      </w:hyperlink>
-      <w:r>
-        <w:t xml:space="preserve">– This is an unrelated paper as from what I understand, it is synchronization in </w:t>
-      </w:r>
-      <w:r>
-        <w:t>Complex Networks and Dynamic Systems</w:t>
-      </w:r>
-      <w:r>
-        <w:t xml:space="preserve"> </w:t>
-      </w:r>
-    </w:p>
     <w:p/>
     <w:p>
-      <w:hyperlink r:id="rId14" w:history="1">
-        <w:r>
-          <w:rPr>
-            <w:rStyle w:val="Hyperlink"/>
-          </w:rPr>
-          <w:t>Real T</w:t>
-        </w:r>
-        <w:r>
-          <w:rPr>
-            <w:rStyle w:val="Hyperlink"/>
-          </w:rPr>
-          <w:t>i</w:t>
-        </w:r>
-        <w:r>
-          <w:rPr>
-            <w:rStyle w:val="Hyperlink"/>
-          </w:rPr>
-          <w:t>me Emp</w:t>
-        </w:r>
-        <w:r>
-          <w:rPr>
-            <w:rStyle w:val="Hyperlink"/>
-          </w:rPr>
-          <w:t>i</w:t>
-        </w:r>
-        <w:r>
-          <w:rPr>
-            <w:rStyle w:val="Hyperlink"/>
-          </w:rPr>
-          <w:t>rical Synchronization of IoT Signals for Improved AI Prognostics</w:t>
-        </w:r>
-      </w:hyperlink>
-      <w:r>
-        <w:t> </w:t>
-      </w:r>
-    </w:p>
-    <w:p>
-      <w:hyperlink r:id="rId15" w:history="1">
-        <w:r>
-          <w:rPr>
-            <w:rStyle w:val="Hyperlink"/>
-          </w:rPr>
-          <w:t>Clock sy</w:t>
-        </w:r>
-        <w:r>
-          <w:rPr>
-            <w:rStyle w:val="Hyperlink"/>
-          </w:rPr>
-          <w:t>n</w:t>
-        </w:r>
-        <w:r>
-          <w:rPr>
-            <w:rStyle w:val="Hyperlink"/>
-          </w:rPr>
-          <w:t>chronization in industrial Internet of Things and potential works in precision time protocol: Review, challenges and future directions</w:t>
-        </w:r>
-      </w:hyperlink>
-      <w:r>
-        <w:rPr>
-          <w:lang w:val="en-US"/>
-        </w:rPr>
-        <w:t xml:space="preserve"> – A comparison between the existing clock synchronization algorithms. </w:t>
+      <w:r>
+        <w:t xml:space="preserve">In fig3, the offset of CAT-Sync is relatively stable around 100 seconds Huygens took ~300 seconds. Which means </w:t>
+      </w:r>
+      <w:r>
+        <w:t>CAT-Sync achieves 44.2% improvement over Huygens</w:t>
+      </w:r>
+    </w:p>
+    <w:p/>
+    <w:p>
+      <w:r>
+        <w:t>In Figure 4, drift distribution of CAT-Sync is significantly closer to the y-axis, which also demonstrates that its offset is better.</w:t>
+      </w:r>
+    </w:p>
+    <w:p/>
+    <w:p>
+      <w:r>
+        <w:lastRenderedPageBreak/>
+        <w:t xml:space="preserve">However the experiment is don’t only </w:t>
+      </w:r>
+      <w:proofErr w:type="spellStart"/>
+      <w:r>
+        <w:t xml:space="preserve">on </w:t>
+      </w:r>
+      <w:proofErr w:type="spellEnd"/>
+      <w:r>
+        <w:t xml:space="preserve">a 60VM testbed and the paper seems to be still in progress. </w:t>
       </w:r>
     </w:p>
     <w:sectPr>
@@ -1030,8 +811,1341 @@
 </w:document>
 </file>
 
+<file path=word/numbering.xml><?xml version="1.0" encoding="utf-8"?>
+<w:numbering xmlns:wpc="http://schemas.microsoft.com/office/word/2010/wordprocessingCanvas" xmlns:cx="http://schemas.microsoft.com/office/drawing/2014/chartex" xmlns:cx1="http://schemas.microsoft.com/office/drawing/2015/9/8/chartex" xmlns:cx2="http://schemas.microsoft.com/office/drawing/2015/10/21/chartex" xmlns:cx3="http://schemas.microsoft.com/office/drawing/2016/5/9/chartex" xmlns:cx4="http://schemas.microsoft.com/office/drawing/2016/5/10/chartex" xmlns:cx5="http://schemas.microsoft.com/office/drawing/2016/5/11/chartex" xmlns:cx6="http://schemas.microsoft.com/office/drawing/2016/5/12/chartex" xmlns:cx7="http://schemas.microsoft.com/office/drawing/2016/5/13/chartex" xmlns:cx8="http://schemas.microsoft.com/office/drawing/2016/5/14/chartex" xmlns:mc="http://schemas.openxmlformats.org/markup-compatibility/2006" xmlns:aink="http://schemas.microsoft.com/office/drawing/2016/ink" xmlns:am3d="http://schemas.microsoft.com/office/drawing/2017/model3d" xmlns:o="urn:schemas-microsoft-com:office:office" xmlns:oel="http://schemas.microsoft.com/office/2019/extlst" xmlns:r="http://schemas.openxmlformats.org/officeDocument/2006/relationships" xmlns:m="http://schemas.openxmlformats.org/officeDocument/2006/math" xmlns:v="urn:schemas-microsoft-com:vml" xmlns:wp14="http://schemas.microsoft.com/office/word/2010/wordprocessingDrawing" xmlns:wp="http://schemas.openxmlformats.org/drawingml/2006/wordprocessingDrawing" xmlns:w10="urn:schemas-microsoft-com:office:word" xmlns:w="http://schemas.openxmlformats.org/wordprocessingml/2006/main" xmlns:w14="http://schemas.microsoft.com/office/word/2010/wordml" xmlns:w15="http://schemas.microsoft.com/office/word/2012/wordml" xmlns:w16cex="http://schemas.microsoft.com/office/word/2018/wordml/cex" xmlns:w16cid="http://schemas.microsoft.com/office/word/2016/wordml/cid" xmlns:w16="http://schemas.microsoft.com/office/word/2018/wordml" xmlns:w16du="http://schemas.microsoft.com/office/word/2023/wordml/word16du" xmlns:w16sdtdh="http://schemas.microsoft.com/office/word/2020/wordml/sdtdatahash" xmlns:w16se="http://schemas.microsoft.com/office/word/2015/wordml/symex" xmlns:wpg="http://schemas.microsoft.com/office/word/2010/wordprocessingGroup" xmlns:wpi="http://schemas.microsoft.com/office/word/2010/wordprocessingInk" xmlns:wne="http://schemas.microsoft.com/office/word/2006/wordml" xmlns:wps="http://schemas.microsoft.com/office/word/2010/wordprocessingShape" mc:Ignorable="w14 w15 w16se w16cid w16 w16cex w16sdtdh w16du wp14">
+  <w:abstractNum w:abstractNumId="0" w15:restartNumberingAfterBreak="0">
+    <w:nsid w:val="026225D2"/>
+    <w:multiLevelType w:val="multilevel"/>
+    <w:tmpl w:val="50F68802"/>
+    <w:lvl w:ilvl="0">
+      <w:start w:val="1"/>
+      <w:numFmt w:val="bullet"/>
+      <w:lvlText w:val=""/>
+      <w:lvlJc w:val="left"/>
+      <w:pPr>
+        <w:tabs>
+          <w:tab w:val="num" w:pos="720"/>
+        </w:tabs>
+        <w:ind w:left="720" w:hanging="360"/>
+      </w:pPr>
+      <w:rPr>
+        <w:rFonts w:ascii="Symbol" w:hAnsi="Symbol" w:hint="default"/>
+        <w:sz w:val="20"/>
+      </w:rPr>
+    </w:lvl>
+    <w:lvl w:ilvl="1" w:tentative="1">
+      <w:start w:val="1"/>
+      <w:numFmt w:val="bullet"/>
+      <w:lvlText w:val="o"/>
+      <w:lvlJc w:val="left"/>
+      <w:pPr>
+        <w:tabs>
+          <w:tab w:val="num" w:pos="1440"/>
+        </w:tabs>
+        <w:ind w:left="1440" w:hanging="360"/>
+      </w:pPr>
+      <w:rPr>
+        <w:rFonts w:ascii="Courier New" w:hAnsi="Courier New" w:hint="default"/>
+        <w:sz w:val="20"/>
+      </w:rPr>
+    </w:lvl>
+    <w:lvl w:ilvl="2" w:tentative="1">
+      <w:start w:val="1"/>
+      <w:numFmt w:val="bullet"/>
+      <w:lvlText w:val=""/>
+      <w:lvlJc w:val="left"/>
+      <w:pPr>
+        <w:tabs>
+          <w:tab w:val="num" w:pos="2160"/>
+        </w:tabs>
+        <w:ind w:left="2160" w:hanging="360"/>
+      </w:pPr>
+      <w:rPr>
+        <w:rFonts w:ascii="Wingdings" w:hAnsi="Wingdings" w:hint="default"/>
+        <w:sz w:val="20"/>
+      </w:rPr>
+    </w:lvl>
+    <w:lvl w:ilvl="3" w:tentative="1">
+      <w:start w:val="1"/>
+      <w:numFmt w:val="bullet"/>
+      <w:lvlText w:val=""/>
+      <w:lvlJc w:val="left"/>
+      <w:pPr>
+        <w:tabs>
+          <w:tab w:val="num" w:pos="2880"/>
+        </w:tabs>
+        <w:ind w:left="2880" w:hanging="360"/>
+      </w:pPr>
+      <w:rPr>
+        <w:rFonts w:ascii="Wingdings" w:hAnsi="Wingdings" w:hint="default"/>
+        <w:sz w:val="20"/>
+      </w:rPr>
+    </w:lvl>
+    <w:lvl w:ilvl="4" w:tentative="1">
+      <w:start w:val="1"/>
+      <w:numFmt w:val="bullet"/>
+      <w:lvlText w:val=""/>
+      <w:lvlJc w:val="left"/>
+      <w:pPr>
+        <w:tabs>
+          <w:tab w:val="num" w:pos="3600"/>
+        </w:tabs>
+        <w:ind w:left="3600" w:hanging="360"/>
+      </w:pPr>
+      <w:rPr>
+        <w:rFonts w:ascii="Wingdings" w:hAnsi="Wingdings" w:hint="default"/>
+        <w:sz w:val="20"/>
+      </w:rPr>
+    </w:lvl>
+    <w:lvl w:ilvl="5" w:tentative="1">
+      <w:start w:val="1"/>
+      <w:numFmt w:val="bullet"/>
+      <w:lvlText w:val=""/>
+      <w:lvlJc w:val="left"/>
+      <w:pPr>
+        <w:tabs>
+          <w:tab w:val="num" w:pos="4320"/>
+        </w:tabs>
+        <w:ind w:left="4320" w:hanging="360"/>
+      </w:pPr>
+      <w:rPr>
+        <w:rFonts w:ascii="Wingdings" w:hAnsi="Wingdings" w:hint="default"/>
+        <w:sz w:val="20"/>
+      </w:rPr>
+    </w:lvl>
+    <w:lvl w:ilvl="6" w:tentative="1">
+      <w:start w:val="1"/>
+      <w:numFmt w:val="bullet"/>
+      <w:lvlText w:val=""/>
+      <w:lvlJc w:val="left"/>
+      <w:pPr>
+        <w:tabs>
+          <w:tab w:val="num" w:pos="5040"/>
+        </w:tabs>
+        <w:ind w:left="5040" w:hanging="360"/>
+      </w:pPr>
+      <w:rPr>
+        <w:rFonts w:ascii="Wingdings" w:hAnsi="Wingdings" w:hint="default"/>
+        <w:sz w:val="20"/>
+      </w:rPr>
+    </w:lvl>
+    <w:lvl w:ilvl="7" w:tentative="1">
+      <w:start w:val="1"/>
+      <w:numFmt w:val="bullet"/>
+      <w:lvlText w:val=""/>
+      <w:lvlJc w:val="left"/>
+      <w:pPr>
+        <w:tabs>
+          <w:tab w:val="num" w:pos="5760"/>
+        </w:tabs>
+        <w:ind w:left="5760" w:hanging="360"/>
+      </w:pPr>
+      <w:rPr>
+        <w:rFonts w:ascii="Wingdings" w:hAnsi="Wingdings" w:hint="default"/>
+        <w:sz w:val="20"/>
+      </w:rPr>
+    </w:lvl>
+    <w:lvl w:ilvl="8" w:tentative="1">
+      <w:start w:val="1"/>
+      <w:numFmt w:val="bullet"/>
+      <w:lvlText w:val=""/>
+      <w:lvlJc w:val="left"/>
+      <w:pPr>
+        <w:tabs>
+          <w:tab w:val="num" w:pos="6480"/>
+        </w:tabs>
+        <w:ind w:left="6480" w:hanging="360"/>
+      </w:pPr>
+      <w:rPr>
+        <w:rFonts w:ascii="Wingdings" w:hAnsi="Wingdings" w:hint="default"/>
+        <w:sz w:val="20"/>
+      </w:rPr>
+    </w:lvl>
+  </w:abstractNum>
+  <w:abstractNum w:abstractNumId="1" w15:restartNumberingAfterBreak="0">
+    <w:nsid w:val="0C7F0BD1"/>
+    <w:multiLevelType w:val="hybridMultilevel"/>
+    <w:tmpl w:val="8B56E464"/>
+    <w:lvl w:ilvl="0" w:tplc="4714442A">
+      <w:start w:val="2"/>
+      <w:numFmt w:val="bullet"/>
+      <w:lvlText w:val="-"/>
+      <w:lvlJc w:val="left"/>
+      <w:pPr>
+        <w:ind w:left="720" w:hanging="360"/>
+      </w:pPr>
+      <w:rPr>
+        <w:rFonts w:ascii="Times New Roman" w:eastAsia="Times New Roman" w:hAnsi="Times New Roman" w:cs="Times New Roman" w:hint="default"/>
+      </w:rPr>
+    </w:lvl>
+    <w:lvl w:ilvl="1" w:tplc="08090003" w:tentative="1">
+      <w:start w:val="1"/>
+      <w:numFmt w:val="bullet"/>
+      <w:lvlText w:val="o"/>
+      <w:lvlJc w:val="left"/>
+      <w:pPr>
+        <w:ind w:left="1440" w:hanging="360"/>
+      </w:pPr>
+      <w:rPr>
+        <w:rFonts w:ascii="Courier New" w:hAnsi="Courier New" w:cs="Courier New" w:hint="default"/>
+      </w:rPr>
+    </w:lvl>
+    <w:lvl w:ilvl="2" w:tplc="08090005" w:tentative="1">
+      <w:start w:val="1"/>
+      <w:numFmt w:val="bullet"/>
+      <w:lvlText w:val=""/>
+      <w:lvlJc w:val="left"/>
+      <w:pPr>
+        <w:ind w:left="2160" w:hanging="360"/>
+      </w:pPr>
+      <w:rPr>
+        <w:rFonts w:ascii="Wingdings" w:hAnsi="Wingdings" w:hint="default"/>
+      </w:rPr>
+    </w:lvl>
+    <w:lvl w:ilvl="3" w:tplc="08090001" w:tentative="1">
+      <w:start w:val="1"/>
+      <w:numFmt w:val="bullet"/>
+      <w:lvlText w:val=""/>
+      <w:lvlJc w:val="left"/>
+      <w:pPr>
+        <w:ind w:left="2880" w:hanging="360"/>
+      </w:pPr>
+      <w:rPr>
+        <w:rFonts w:ascii="Symbol" w:hAnsi="Symbol" w:hint="default"/>
+      </w:rPr>
+    </w:lvl>
+    <w:lvl w:ilvl="4" w:tplc="08090003" w:tentative="1">
+      <w:start w:val="1"/>
+      <w:numFmt w:val="bullet"/>
+      <w:lvlText w:val="o"/>
+      <w:lvlJc w:val="left"/>
+      <w:pPr>
+        <w:ind w:left="3600" w:hanging="360"/>
+      </w:pPr>
+      <w:rPr>
+        <w:rFonts w:ascii="Courier New" w:hAnsi="Courier New" w:cs="Courier New" w:hint="default"/>
+      </w:rPr>
+    </w:lvl>
+    <w:lvl w:ilvl="5" w:tplc="08090005" w:tentative="1">
+      <w:start w:val="1"/>
+      <w:numFmt w:val="bullet"/>
+      <w:lvlText w:val=""/>
+      <w:lvlJc w:val="left"/>
+      <w:pPr>
+        <w:ind w:left="4320" w:hanging="360"/>
+      </w:pPr>
+      <w:rPr>
+        <w:rFonts w:ascii="Wingdings" w:hAnsi="Wingdings" w:hint="default"/>
+      </w:rPr>
+    </w:lvl>
+    <w:lvl w:ilvl="6" w:tplc="08090001" w:tentative="1">
+      <w:start w:val="1"/>
+      <w:numFmt w:val="bullet"/>
+      <w:lvlText w:val=""/>
+      <w:lvlJc w:val="left"/>
+      <w:pPr>
+        <w:ind w:left="5040" w:hanging="360"/>
+      </w:pPr>
+      <w:rPr>
+        <w:rFonts w:ascii="Symbol" w:hAnsi="Symbol" w:hint="default"/>
+      </w:rPr>
+    </w:lvl>
+    <w:lvl w:ilvl="7" w:tplc="08090003" w:tentative="1">
+      <w:start w:val="1"/>
+      <w:numFmt w:val="bullet"/>
+      <w:lvlText w:val="o"/>
+      <w:lvlJc w:val="left"/>
+      <w:pPr>
+        <w:ind w:left="5760" w:hanging="360"/>
+      </w:pPr>
+      <w:rPr>
+        <w:rFonts w:ascii="Courier New" w:hAnsi="Courier New" w:cs="Courier New" w:hint="default"/>
+      </w:rPr>
+    </w:lvl>
+    <w:lvl w:ilvl="8" w:tplc="08090005" w:tentative="1">
+      <w:start w:val="1"/>
+      <w:numFmt w:val="bullet"/>
+      <w:lvlText w:val=""/>
+      <w:lvlJc w:val="left"/>
+      <w:pPr>
+        <w:ind w:left="6480" w:hanging="360"/>
+      </w:pPr>
+      <w:rPr>
+        <w:rFonts w:ascii="Wingdings" w:hAnsi="Wingdings" w:hint="default"/>
+      </w:rPr>
+    </w:lvl>
+  </w:abstractNum>
+  <w:abstractNum w:abstractNumId="2" w15:restartNumberingAfterBreak="0">
+    <w:nsid w:val="167D5E3D"/>
+    <w:multiLevelType w:val="multilevel"/>
+    <w:tmpl w:val="089475EE"/>
+    <w:lvl w:ilvl="0">
+      <w:start w:val="1"/>
+      <w:numFmt w:val="decimal"/>
+      <w:lvlText w:val="%1."/>
+      <w:lvlJc w:val="left"/>
+      <w:pPr>
+        <w:tabs>
+          <w:tab w:val="num" w:pos="720"/>
+        </w:tabs>
+        <w:ind w:left="720" w:hanging="360"/>
+      </w:pPr>
+    </w:lvl>
+    <w:lvl w:ilvl="1" w:tentative="1">
+      <w:start w:val="1"/>
+      <w:numFmt w:val="decimal"/>
+      <w:lvlText w:val="%2."/>
+      <w:lvlJc w:val="left"/>
+      <w:pPr>
+        <w:tabs>
+          <w:tab w:val="num" w:pos="1440"/>
+        </w:tabs>
+        <w:ind w:left="1440" w:hanging="360"/>
+      </w:pPr>
+    </w:lvl>
+    <w:lvl w:ilvl="2" w:tentative="1">
+      <w:start w:val="1"/>
+      <w:numFmt w:val="decimal"/>
+      <w:lvlText w:val="%3."/>
+      <w:lvlJc w:val="left"/>
+      <w:pPr>
+        <w:tabs>
+          <w:tab w:val="num" w:pos="2160"/>
+        </w:tabs>
+        <w:ind w:left="2160" w:hanging="360"/>
+      </w:pPr>
+    </w:lvl>
+    <w:lvl w:ilvl="3" w:tentative="1">
+      <w:start w:val="1"/>
+      <w:numFmt w:val="decimal"/>
+      <w:lvlText w:val="%4."/>
+      <w:lvlJc w:val="left"/>
+      <w:pPr>
+        <w:tabs>
+          <w:tab w:val="num" w:pos="2880"/>
+        </w:tabs>
+        <w:ind w:left="2880" w:hanging="360"/>
+      </w:pPr>
+    </w:lvl>
+    <w:lvl w:ilvl="4" w:tentative="1">
+      <w:start w:val="1"/>
+      <w:numFmt w:val="decimal"/>
+      <w:lvlText w:val="%5."/>
+      <w:lvlJc w:val="left"/>
+      <w:pPr>
+        <w:tabs>
+          <w:tab w:val="num" w:pos="3600"/>
+        </w:tabs>
+        <w:ind w:left="3600" w:hanging="360"/>
+      </w:pPr>
+    </w:lvl>
+    <w:lvl w:ilvl="5" w:tentative="1">
+      <w:start w:val="1"/>
+      <w:numFmt w:val="decimal"/>
+      <w:lvlText w:val="%6."/>
+      <w:lvlJc w:val="left"/>
+      <w:pPr>
+        <w:tabs>
+          <w:tab w:val="num" w:pos="4320"/>
+        </w:tabs>
+        <w:ind w:left="4320" w:hanging="360"/>
+      </w:pPr>
+    </w:lvl>
+    <w:lvl w:ilvl="6" w:tentative="1">
+      <w:start w:val="1"/>
+      <w:numFmt w:val="decimal"/>
+      <w:lvlText w:val="%7."/>
+      <w:lvlJc w:val="left"/>
+      <w:pPr>
+        <w:tabs>
+          <w:tab w:val="num" w:pos="5040"/>
+        </w:tabs>
+        <w:ind w:left="5040" w:hanging="360"/>
+      </w:pPr>
+    </w:lvl>
+    <w:lvl w:ilvl="7" w:tentative="1">
+      <w:start w:val="1"/>
+      <w:numFmt w:val="decimal"/>
+      <w:lvlText w:val="%8."/>
+      <w:lvlJc w:val="left"/>
+      <w:pPr>
+        <w:tabs>
+          <w:tab w:val="num" w:pos="5760"/>
+        </w:tabs>
+        <w:ind w:left="5760" w:hanging="360"/>
+      </w:pPr>
+    </w:lvl>
+    <w:lvl w:ilvl="8" w:tentative="1">
+      <w:start w:val="1"/>
+      <w:numFmt w:val="decimal"/>
+      <w:lvlText w:val="%9."/>
+      <w:lvlJc w:val="left"/>
+      <w:pPr>
+        <w:tabs>
+          <w:tab w:val="num" w:pos="6480"/>
+        </w:tabs>
+        <w:ind w:left="6480" w:hanging="360"/>
+      </w:pPr>
+    </w:lvl>
+  </w:abstractNum>
+  <w:abstractNum w:abstractNumId="3" w15:restartNumberingAfterBreak="0">
+    <w:nsid w:val="212F3247"/>
+    <w:multiLevelType w:val="multilevel"/>
+    <w:tmpl w:val="2DCC66A2"/>
+    <w:lvl w:ilvl="0">
+      <w:start w:val="1"/>
+      <w:numFmt w:val="bullet"/>
+      <w:lvlText w:val=""/>
+      <w:lvlJc w:val="left"/>
+      <w:pPr>
+        <w:tabs>
+          <w:tab w:val="num" w:pos="720"/>
+        </w:tabs>
+        <w:ind w:left="720" w:hanging="360"/>
+      </w:pPr>
+      <w:rPr>
+        <w:rFonts w:ascii="Symbol" w:hAnsi="Symbol" w:hint="default"/>
+        <w:sz w:val="20"/>
+      </w:rPr>
+    </w:lvl>
+    <w:lvl w:ilvl="1" w:tentative="1">
+      <w:start w:val="1"/>
+      <w:numFmt w:val="bullet"/>
+      <w:lvlText w:val="o"/>
+      <w:lvlJc w:val="left"/>
+      <w:pPr>
+        <w:tabs>
+          <w:tab w:val="num" w:pos="1440"/>
+        </w:tabs>
+        <w:ind w:left="1440" w:hanging="360"/>
+      </w:pPr>
+      <w:rPr>
+        <w:rFonts w:ascii="Courier New" w:hAnsi="Courier New" w:hint="default"/>
+        <w:sz w:val="20"/>
+      </w:rPr>
+    </w:lvl>
+    <w:lvl w:ilvl="2" w:tentative="1">
+      <w:start w:val="1"/>
+      <w:numFmt w:val="bullet"/>
+      <w:lvlText w:val=""/>
+      <w:lvlJc w:val="left"/>
+      <w:pPr>
+        <w:tabs>
+          <w:tab w:val="num" w:pos="2160"/>
+        </w:tabs>
+        <w:ind w:left="2160" w:hanging="360"/>
+      </w:pPr>
+      <w:rPr>
+        <w:rFonts w:ascii="Wingdings" w:hAnsi="Wingdings" w:hint="default"/>
+        <w:sz w:val="20"/>
+      </w:rPr>
+    </w:lvl>
+    <w:lvl w:ilvl="3" w:tentative="1">
+      <w:start w:val="1"/>
+      <w:numFmt w:val="bullet"/>
+      <w:lvlText w:val=""/>
+      <w:lvlJc w:val="left"/>
+      <w:pPr>
+        <w:tabs>
+          <w:tab w:val="num" w:pos="2880"/>
+        </w:tabs>
+        <w:ind w:left="2880" w:hanging="360"/>
+      </w:pPr>
+      <w:rPr>
+        <w:rFonts w:ascii="Wingdings" w:hAnsi="Wingdings" w:hint="default"/>
+        <w:sz w:val="20"/>
+      </w:rPr>
+    </w:lvl>
+    <w:lvl w:ilvl="4" w:tentative="1">
+      <w:start w:val="1"/>
+      <w:numFmt w:val="bullet"/>
+      <w:lvlText w:val=""/>
+      <w:lvlJc w:val="left"/>
+      <w:pPr>
+        <w:tabs>
+          <w:tab w:val="num" w:pos="3600"/>
+        </w:tabs>
+        <w:ind w:left="3600" w:hanging="360"/>
+      </w:pPr>
+      <w:rPr>
+        <w:rFonts w:ascii="Wingdings" w:hAnsi="Wingdings" w:hint="default"/>
+        <w:sz w:val="20"/>
+      </w:rPr>
+    </w:lvl>
+    <w:lvl w:ilvl="5" w:tentative="1">
+      <w:start w:val="1"/>
+      <w:numFmt w:val="bullet"/>
+      <w:lvlText w:val=""/>
+      <w:lvlJc w:val="left"/>
+      <w:pPr>
+        <w:tabs>
+          <w:tab w:val="num" w:pos="4320"/>
+        </w:tabs>
+        <w:ind w:left="4320" w:hanging="360"/>
+      </w:pPr>
+      <w:rPr>
+        <w:rFonts w:ascii="Wingdings" w:hAnsi="Wingdings" w:hint="default"/>
+        <w:sz w:val="20"/>
+      </w:rPr>
+    </w:lvl>
+    <w:lvl w:ilvl="6" w:tentative="1">
+      <w:start w:val="1"/>
+      <w:numFmt w:val="bullet"/>
+      <w:lvlText w:val=""/>
+      <w:lvlJc w:val="left"/>
+      <w:pPr>
+        <w:tabs>
+          <w:tab w:val="num" w:pos="5040"/>
+        </w:tabs>
+        <w:ind w:left="5040" w:hanging="360"/>
+      </w:pPr>
+      <w:rPr>
+        <w:rFonts w:ascii="Wingdings" w:hAnsi="Wingdings" w:hint="default"/>
+        <w:sz w:val="20"/>
+      </w:rPr>
+    </w:lvl>
+    <w:lvl w:ilvl="7" w:tentative="1">
+      <w:start w:val="1"/>
+      <w:numFmt w:val="bullet"/>
+      <w:lvlText w:val=""/>
+      <w:lvlJc w:val="left"/>
+      <w:pPr>
+        <w:tabs>
+          <w:tab w:val="num" w:pos="5760"/>
+        </w:tabs>
+        <w:ind w:left="5760" w:hanging="360"/>
+      </w:pPr>
+      <w:rPr>
+        <w:rFonts w:ascii="Wingdings" w:hAnsi="Wingdings" w:hint="default"/>
+        <w:sz w:val="20"/>
+      </w:rPr>
+    </w:lvl>
+    <w:lvl w:ilvl="8" w:tentative="1">
+      <w:start w:val="1"/>
+      <w:numFmt w:val="bullet"/>
+      <w:lvlText w:val=""/>
+      <w:lvlJc w:val="left"/>
+      <w:pPr>
+        <w:tabs>
+          <w:tab w:val="num" w:pos="6480"/>
+        </w:tabs>
+        <w:ind w:left="6480" w:hanging="360"/>
+      </w:pPr>
+      <w:rPr>
+        <w:rFonts w:ascii="Wingdings" w:hAnsi="Wingdings" w:hint="default"/>
+        <w:sz w:val="20"/>
+      </w:rPr>
+    </w:lvl>
+  </w:abstractNum>
+  <w:abstractNum w:abstractNumId="4" w15:restartNumberingAfterBreak="0">
+    <w:nsid w:val="23AC2637"/>
+    <w:multiLevelType w:val="multilevel"/>
+    <w:tmpl w:val="A8E02D64"/>
+    <w:lvl w:ilvl="0">
+      <w:start w:val="1"/>
+      <w:numFmt w:val="bullet"/>
+      <w:lvlText w:val=""/>
+      <w:lvlJc w:val="left"/>
+      <w:pPr>
+        <w:tabs>
+          <w:tab w:val="num" w:pos="720"/>
+        </w:tabs>
+        <w:ind w:left="720" w:hanging="360"/>
+      </w:pPr>
+      <w:rPr>
+        <w:rFonts w:ascii="Symbol" w:hAnsi="Symbol" w:hint="default"/>
+        <w:sz w:val="20"/>
+      </w:rPr>
+    </w:lvl>
+    <w:lvl w:ilvl="1" w:tentative="1">
+      <w:start w:val="1"/>
+      <w:numFmt w:val="bullet"/>
+      <w:lvlText w:val="o"/>
+      <w:lvlJc w:val="left"/>
+      <w:pPr>
+        <w:tabs>
+          <w:tab w:val="num" w:pos="1440"/>
+        </w:tabs>
+        <w:ind w:left="1440" w:hanging="360"/>
+      </w:pPr>
+      <w:rPr>
+        <w:rFonts w:ascii="Courier New" w:hAnsi="Courier New" w:hint="default"/>
+        <w:sz w:val="20"/>
+      </w:rPr>
+    </w:lvl>
+    <w:lvl w:ilvl="2" w:tentative="1">
+      <w:start w:val="1"/>
+      <w:numFmt w:val="bullet"/>
+      <w:lvlText w:val=""/>
+      <w:lvlJc w:val="left"/>
+      <w:pPr>
+        <w:tabs>
+          <w:tab w:val="num" w:pos="2160"/>
+        </w:tabs>
+        <w:ind w:left="2160" w:hanging="360"/>
+      </w:pPr>
+      <w:rPr>
+        <w:rFonts w:ascii="Wingdings" w:hAnsi="Wingdings" w:hint="default"/>
+        <w:sz w:val="20"/>
+      </w:rPr>
+    </w:lvl>
+    <w:lvl w:ilvl="3" w:tentative="1">
+      <w:start w:val="1"/>
+      <w:numFmt w:val="bullet"/>
+      <w:lvlText w:val=""/>
+      <w:lvlJc w:val="left"/>
+      <w:pPr>
+        <w:tabs>
+          <w:tab w:val="num" w:pos="2880"/>
+        </w:tabs>
+        <w:ind w:left="2880" w:hanging="360"/>
+      </w:pPr>
+      <w:rPr>
+        <w:rFonts w:ascii="Wingdings" w:hAnsi="Wingdings" w:hint="default"/>
+        <w:sz w:val="20"/>
+      </w:rPr>
+    </w:lvl>
+    <w:lvl w:ilvl="4" w:tentative="1">
+      <w:start w:val="1"/>
+      <w:numFmt w:val="bullet"/>
+      <w:lvlText w:val=""/>
+      <w:lvlJc w:val="left"/>
+      <w:pPr>
+        <w:tabs>
+          <w:tab w:val="num" w:pos="3600"/>
+        </w:tabs>
+        <w:ind w:left="3600" w:hanging="360"/>
+      </w:pPr>
+      <w:rPr>
+        <w:rFonts w:ascii="Wingdings" w:hAnsi="Wingdings" w:hint="default"/>
+        <w:sz w:val="20"/>
+      </w:rPr>
+    </w:lvl>
+    <w:lvl w:ilvl="5" w:tentative="1">
+      <w:start w:val="1"/>
+      <w:numFmt w:val="bullet"/>
+      <w:lvlText w:val=""/>
+      <w:lvlJc w:val="left"/>
+      <w:pPr>
+        <w:tabs>
+          <w:tab w:val="num" w:pos="4320"/>
+        </w:tabs>
+        <w:ind w:left="4320" w:hanging="360"/>
+      </w:pPr>
+      <w:rPr>
+        <w:rFonts w:ascii="Wingdings" w:hAnsi="Wingdings" w:hint="default"/>
+        <w:sz w:val="20"/>
+      </w:rPr>
+    </w:lvl>
+    <w:lvl w:ilvl="6" w:tentative="1">
+      <w:start w:val="1"/>
+      <w:numFmt w:val="bullet"/>
+      <w:lvlText w:val=""/>
+      <w:lvlJc w:val="left"/>
+      <w:pPr>
+        <w:tabs>
+          <w:tab w:val="num" w:pos="5040"/>
+        </w:tabs>
+        <w:ind w:left="5040" w:hanging="360"/>
+      </w:pPr>
+      <w:rPr>
+        <w:rFonts w:ascii="Wingdings" w:hAnsi="Wingdings" w:hint="default"/>
+        <w:sz w:val="20"/>
+      </w:rPr>
+    </w:lvl>
+    <w:lvl w:ilvl="7" w:tentative="1">
+      <w:start w:val="1"/>
+      <w:numFmt w:val="bullet"/>
+      <w:lvlText w:val=""/>
+      <w:lvlJc w:val="left"/>
+      <w:pPr>
+        <w:tabs>
+          <w:tab w:val="num" w:pos="5760"/>
+        </w:tabs>
+        <w:ind w:left="5760" w:hanging="360"/>
+      </w:pPr>
+      <w:rPr>
+        <w:rFonts w:ascii="Wingdings" w:hAnsi="Wingdings" w:hint="default"/>
+        <w:sz w:val="20"/>
+      </w:rPr>
+    </w:lvl>
+    <w:lvl w:ilvl="8" w:tentative="1">
+      <w:start w:val="1"/>
+      <w:numFmt w:val="bullet"/>
+      <w:lvlText w:val=""/>
+      <w:lvlJc w:val="left"/>
+      <w:pPr>
+        <w:tabs>
+          <w:tab w:val="num" w:pos="6480"/>
+        </w:tabs>
+        <w:ind w:left="6480" w:hanging="360"/>
+      </w:pPr>
+      <w:rPr>
+        <w:rFonts w:ascii="Wingdings" w:hAnsi="Wingdings" w:hint="default"/>
+        <w:sz w:val="20"/>
+      </w:rPr>
+    </w:lvl>
+  </w:abstractNum>
+  <w:abstractNum w:abstractNumId="5" w15:restartNumberingAfterBreak="0">
+    <w:nsid w:val="286139F4"/>
+    <w:multiLevelType w:val="multilevel"/>
+    <w:tmpl w:val="0C26927C"/>
+    <w:lvl w:ilvl="0">
+      <w:start w:val="1"/>
+      <w:numFmt w:val="bullet"/>
+      <w:lvlText w:val=""/>
+      <w:lvlJc w:val="left"/>
+      <w:pPr>
+        <w:tabs>
+          <w:tab w:val="num" w:pos="720"/>
+        </w:tabs>
+        <w:ind w:left="720" w:hanging="360"/>
+      </w:pPr>
+      <w:rPr>
+        <w:rFonts w:ascii="Symbol" w:hAnsi="Symbol" w:hint="default"/>
+        <w:sz w:val="20"/>
+      </w:rPr>
+    </w:lvl>
+    <w:lvl w:ilvl="1" w:tentative="1">
+      <w:start w:val="1"/>
+      <w:numFmt w:val="bullet"/>
+      <w:lvlText w:val="o"/>
+      <w:lvlJc w:val="left"/>
+      <w:pPr>
+        <w:tabs>
+          <w:tab w:val="num" w:pos="1440"/>
+        </w:tabs>
+        <w:ind w:left="1440" w:hanging="360"/>
+      </w:pPr>
+      <w:rPr>
+        <w:rFonts w:ascii="Courier New" w:hAnsi="Courier New" w:hint="default"/>
+        <w:sz w:val="20"/>
+      </w:rPr>
+    </w:lvl>
+    <w:lvl w:ilvl="2" w:tentative="1">
+      <w:start w:val="1"/>
+      <w:numFmt w:val="bullet"/>
+      <w:lvlText w:val=""/>
+      <w:lvlJc w:val="left"/>
+      <w:pPr>
+        <w:tabs>
+          <w:tab w:val="num" w:pos="2160"/>
+        </w:tabs>
+        <w:ind w:left="2160" w:hanging="360"/>
+      </w:pPr>
+      <w:rPr>
+        <w:rFonts w:ascii="Wingdings" w:hAnsi="Wingdings" w:hint="default"/>
+        <w:sz w:val="20"/>
+      </w:rPr>
+    </w:lvl>
+    <w:lvl w:ilvl="3" w:tentative="1">
+      <w:start w:val="1"/>
+      <w:numFmt w:val="bullet"/>
+      <w:lvlText w:val=""/>
+      <w:lvlJc w:val="left"/>
+      <w:pPr>
+        <w:tabs>
+          <w:tab w:val="num" w:pos="2880"/>
+        </w:tabs>
+        <w:ind w:left="2880" w:hanging="360"/>
+      </w:pPr>
+      <w:rPr>
+        <w:rFonts w:ascii="Wingdings" w:hAnsi="Wingdings" w:hint="default"/>
+        <w:sz w:val="20"/>
+      </w:rPr>
+    </w:lvl>
+    <w:lvl w:ilvl="4" w:tentative="1">
+      <w:start w:val="1"/>
+      <w:numFmt w:val="bullet"/>
+      <w:lvlText w:val=""/>
+      <w:lvlJc w:val="left"/>
+      <w:pPr>
+        <w:tabs>
+          <w:tab w:val="num" w:pos="3600"/>
+        </w:tabs>
+        <w:ind w:left="3600" w:hanging="360"/>
+      </w:pPr>
+      <w:rPr>
+        <w:rFonts w:ascii="Wingdings" w:hAnsi="Wingdings" w:hint="default"/>
+        <w:sz w:val="20"/>
+      </w:rPr>
+    </w:lvl>
+    <w:lvl w:ilvl="5" w:tentative="1">
+      <w:start w:val="1"/>
+      <w:numFmt w:val="bullet"/>
+      <w:lvlText w:val=""/>
+      <w:lvlJc w:val="left"/>
+      <w:pPr>
+        <w:tabs>
+          <w:tab w:val="num" w:pos="4320"/>
+        </w:tabs>
+        <w:ind w:left="4320" w:hanging="360"/>
+      </w:pPr>
+      <w:rPr>
+        <w:rFonts w:ascii="Wingdings" w:hAnsi="Wingdings" w:hint="default"/>
+        <w:sz w:val="20"/>
+      </w:rPr>
+    </w:lvl>
+    <w:lvl w:ilvl="6" w:tentative="1">
+      <w:start w:val="1"/>
+      <w:numFmt w:val="bullet"/>
+      <w:lvlText w:val=""/>
+      <w:lvlJc w:val="left"/>
+      <w:pPr>
+        <w:tabs>
+          <w:tab w:val="num" w:pos="5040"/>
+        </w:tabs>
+        <w:ind w:left="5040" w:hanging="360"/>
+      </w:pPr>
+      <w:rPr>
+        <w:rFonts w:ascii="Wingdings" w:hAnsi="Wingdings" w:hint="default"/>
+        <w:sz w:val="20"/>
+      </w:rPr>
+    </w:lvl>
+    <w:lvl w:ilvl="7" w:tentative="1">
+      <w:start w:val="1"/>
+      <w:numFmt w:val="bullet"/>
+      <w:lvlText w:val=""/>
+      <w:lvlJc w:val="left"/>
+      <w:pPr>
+        <w:tabs>
+          <w:tab w:val="num" w:pos="5760"/>
+        </w:tabs>
+        <w:ind w:left="5760" w:hanging="360"/>
+      </w:pPr>
+      <w:rPr>
+        <w:rFonts w:ascii="Wingdings" w:hAnsi="Wingdings" w:hint="default"/>
+        <w:sz w:val="20"/>
+      </w:rPr>
+    </w:lvl>
+    <w:lvl w:ilvl="8" w:tentative="1">
+      <w:start w:val="1"/>
+      <w:numFmt w:val="bullet"/>
+      <w:lvlText w:val=""/>
+      <w:lvlJc w:val="left"/>
+      <w:pPr>
+        <w:tabs>
+          <w:tab w:val="num" w:pos="6480"/>
+        </w:tabs>
+        <w:ind w:left="6480" w:hanging="360"/>
+      </w:pPr>
+      <w:rPr>
+        <w:rFonts w:ascii="Wingdings" w:hAnsi="Wingdings" w:hint="default"/>
+        <w:sz w:val="20"/>
+      </w:rPr>
+    </w:lvl>
+  </w:abstractNum>
+  <w:abstractNum w:abstractNumId="6" w15:restartNumberingAfterBreak="0">
+    <w:nsid w:val="2EB468D5"/>
+    <w:multiLevelType w:val="multilevel"/>
+    <w:tmpl w:val="E93ADAE6"/>
+    <w:lvl w:ilvl="0">
+      <w:start w:val="1"/>
+      <w:numFmt w:val="bullet"/>
+      <w:lvlText w:val=""/>
+      <w:lvlJc w:val="left"/>
+      <w:pPr>
+        <w:tabs>
+          <w:tab w:val="num" w:pos="720"/>
+        </w:tabs>
+        <w:ind w:left="720" w:hanging="360"/>
+      </w:pPr>
+      <w:rPr>
+        <w:rFonts w:ascii="Symbol" w:hAnsi="Symbol" w:hint="default"/>
+        <w:sz w:val="20"/>
+      </w:rPr>
+    </w:lvl>
+    <w:lvl w:ilvl="1" w:tentative="1">
+      <w:start w:val="1"/>
+      <w:numFmt w:val="bullet"/>
+      <w:lvlText w:val="o"/>
+      <w:lvlJc w:val="left"/>
+      <w:pPr>
+        <w:tabs>
+          <w:tab w:val="num" w:pos="1440"/>
+        </w:tabs>
+        <w:ind w:left="1440" w:hanging="360"/>
+      </w:pPr>
+      <w:rPr>
+        <w:rFonts w:ascii="Courier New" w:hAnsi="Courier New" w:hint="default"/>
+        <w:sz w:val="20"/>
+      </w:rPr>
+    </w:lvl>
+    <w:lvl w:ilvl="2" w:tentative="1">
+      <w:start w:val="1"/>
+      <w:numFmt w:val="bullet"/>
+      <w:lvlText w:val=""/>
+      <w:lvlJc w:val="left"/>
+      <w:pPr>
+        <w:tabs>
+          <w:tab w:val="num" w:pos="2160"/>
+        </w:tabs>
+        <w:ind w:left="2160" w:hanging="360"/>
+      </w:pPr>
+      <w:rPr>
+        <w:rFonts w:ascii="Wingdings" w:hAnsi="Wingdings" w:hint="default"/>
+        <w:sz w:val="20"/>
+      </w:rPr>
+    </w:lvl>
+    <w:lvl w:ilvl="3" w:tentative="1">
+      <w:start w:val="1"/>
+      <w:numFmt w:val="bullet"/>
+      <w:lvlText w:val=""/>
+      <w:lvlJc w:val="left"/>
+      <w:pPr>
+        <w:tabs>
+          <w:tab w:val="num" w:pos="2880"/>
+        </w:tabs>
+        <w:ind w:left="2880" w:hanging="360"/>
+      </w:pPr>
+      <w:rPr>
+        <w:rFonts w:ascii="Wingdings" w:hAnsi="Wingdings" w:hint="default"/>
+        <w:sz w:val="20"/>
+      </w:rPr>
+    </w:lvl>
+    <w:lvl w:ilvl="4" w:tentative="1">
+      <w:start w:val="1"/>
+      <w:numFmt w:val="bullet"/>
+      <w:lvlText w:val=""/>
+      <w:lvlJc w:val="left"/>
+      <w:pPr>
+        <w:tabs>
+          <w:tab w:val="num" w:pos="3600"/>
+        </w:tabs>
+        <w:ind w:left="3600" w:hanging="360"/>
+      </w:pPr>
+      <w:rPr>
+        <w:rFonts w:ascii="Wingdings" w:hAnsi="Wingdings" w:hint="default"/>
+        <w:sz w:val="20"/>
+      </w:rPr>
+    </w:lvl>
+    <w:lvl w:ilvl="5" w:tentative="1">
+      <w:start w:val="1"/>
+      <w:numFmt w:val="bullet"/>
+      <w:lvlText w:val=""/>
+      <w:lvlJc w:val="left"/>
+      <w:pPr>
+        <w:tabs>
+          <w:tab w:val="num" w:pos="4320"/>
+        </w:tabs>
+        <w:ind w:left="4320" w:hanging="360"/>
+      </w:pPr>
+      <w:rPr>
+        <w:rFonts w:ascii="Wingdings" w:hAnsi="Wingdings" w:hint="default"/>
+        <w:sz w:val="20"/>
+      </w:rPr>
+    </w:lvl>
+    <w:lvl w:ilvl="6" w:tentative="1">
+      <w:start w:val="1"/>
+      <w:numFmt w:val="bullet"/>
+      <w:lvlText w:val=""/>
+      <w:lvlJc w:val="left"/>
+      <w:pPr>
+        <w:tabs>
+          <w:tab w:val="num" w:pos="5040"/>
+        </w:tabs>
+        <w:ind w:left="5040" w:hanging="360"/>
+      </w:pPr>
+      <w:rPr>
+        <w:rFonts w:ascii="Wingdings" w:hAnsi="Wingdings" w:hint="default"/>
+        <w:sz w:val="20"/>
+      </w:rPr>
+    </w:lvl>
+    <w:lvl w:ilvl="7" w:tentative="1">
+      <w:start w:val="1"/>
+      <w:numFmt w:val="bullet"/>
+      <w:lvlText w:val=""/>
+      <w:lvlJc w:val="left"/>
+      <w:pPr>
+        <w:tabs>
+          <w:tab w:val="num" w:pos="5760"/>
+        </w:tabs>
+        <w:ind w:left="5760" w:hanging="360"/>
+      </w:pPr>
+      <w:rPr>
+        <w:rFonts w:ascii="Wingdings" w:hAnsi="Wingdings" w:hint="default"/>
+        <w:sz w:val="20"/>
+      </w:rPr>
+    </w:lvl>
+    <w:lvl w:ilvl="8" w:tentative="1">
+      <w:start w:val="1"/>
+      <w:numFmt w:val="bullet"/>
+      <w:lvlText w:val=""/>
+      <w:lvlJc w:val="left"/>
+      <w:pPr>
+        <w:tabs>
+          <w:tab w:val="num" w:pos="6480"/>
+        </w:tabs>
+        <w:ind w:left="6480" w:hanging="360"/>
+      </w:pPr>
+      <w:rPr>
+        <w:rFonts w:ascii="Wingdings" w:hAnsi="Wingdings" w:hint="default"/>
+        <w:sz w:val="20"/>
+      </w:rPr>
+    </w:lvl>
+  </w:abstractNum>
+  <w:abstractNum w:abstractNumId="7" w15:restartNumberingAfterBreak="0">
+    <w:nsid w:val="67B97C2D"/>
+    <w:multiLevelType w:val="hybridMultilevel"/>
+    <w:tmpl w:val="D6AE8772"/>
+    <w:lvl w:ilvl="0" w:tplc="52086C22">
+      <w:start w:val="1"/>
+      <w:numFmt w:val="decimal"/>
+      <w:lvlText w:val="%1."/>
+      <w:lvlJc w:val="left"/>
+      <w:pPr>
+        <w:ind w:left="720" w:hanging="360"/>
+      </w:pPr>
+      <w:rPr>
+        <w:rFonts w:hint="default"/>
+      </w:rPr>
+    </w:lvl>
+    <w:lvl w:ilvl="1" w:tplc="08090019" w:tentative="1">
+      <w:start w:val="1"/>
+      <w:numFmt w:val="lowerLetter"/>
+      <w:lvlText w:val="%2."/>
+      <w:lvlJc w:val="left"/>
+      <w:pPr>
+        <w:ind w:left="1440" w:hanging="360"/>
+      </w:pPr>
+    </w:lvl>
+    <w:lvl w:ilvl="2" w:tplc="0809001B" w:tentative="1">
+      <w:start w:val="1"/>
+      <w:numFmt w:val="lowerRoman"/>
+      <w:lvlText w:val="%3."/>
+      <w:lvlJc w:val="right"/>
+      <w:pPr>
+        <w:ind w:left="2160" w:hanging="180"/>
+      </w:pPr>
+    </w:lvl>
+    <w:lvl w:ilvl="3" w:tplc="0809000F" w:tentative="1">
+      <w:start w:val="1"/>
+      <w:numFmt w:val="decimal"/>
+      <w:lvlText w:val="%4."/>
+      <w:lvlJc w:val="left"/>
+      <w:pPr>
+        <w:ind w:left="2880" w:hanging="360"/>
+      </w:pPr>
+    </w:lvl>
+    <w:lvl w:ilvl="4" w:tplc="08090019" w:tentative="1">
+      <w:start w:val="1"/>
+      <w:numFmt w:val="lowerLetter"/>
+      <w:lvlText w:val="%5."/>
+      <w:lvlJc w:val="left"/>
+      <w:pPr>
+        <w:ind w:left="3600" w:hanging="360"/>
+      </w:pPr>
+    </w:lvl>
+    <w:lvl w:ilvl="5" w:tplc="0809001B" w:tentative="1">
+      <w:start w:val="1"/>
+      <w:numFmt w:val="lowerRoman"/>
+      <w:lvlText w:val="%6."/>
+      <w:lvlJc w:val="right"/>
+      <w:pPr>
+        <w:ind w:left="4320" w:hanging="180"/>
+      </w:pPr>
+    </w:lvl>
+    <w:lvl w:ilvl="6" w:tplc="0809000F" w:tentative="1">
+      <w:start w:val="1"/>
+      <w:numFmt w:val="decimal"/>
+      <w:lvlText w:val="%7."/>
+      <w:lvlJc w:val="left"/>
+      <w:pPr>
+        <w:ind w:left="5040" w:hanging="360"/>
+      </w:pPr>
+    </w:lvl>
+    <w:lvl w:ilvl="7" w:tplc="08090019" w:tentative="1">
+      <w:start w:val="1"/>
+      <w:numFmt w:val="lowerLetter"/>
+      <w:lvlText w:val="%8."/>
+      <w:lvlJc w:val="left"/>
+      <w:pPr>
+        <w:ind w:left="5760" w:hanging="360"/>
+      </w:pPr>
+    </w:lvl>
+    <w:lvl w:ilvl="8" w:tplc="0809001B" w:tentative="1">
+      <w:start w:val="1"/>
+      <w:numFmt w:val="lowerRoman"/>
+      <w:lvlText w:val="%9."/>
+      <w:lvlJc w:val="right"/>
+      <w:pPr>
+        <w:ind w:left="6480" w:hanging="180"/>
+      </w:pPr>
+    </w:lvl>
+  </w:abstractNum>
+  <w:abstractNum w:abstractNumId="8" w15:restartNumberingAfterBreak="0">
+    <w:nsid w:val="6A2B4933"/>
+    <w:multiLevelType w:val="multilevel"/>
+    <w:tmpl w:val="ECCE2036"/>
+    <w:lvl w:ilvl="0">
+      <w:start w:val="1"/>
+      <w:numFmt w:val="bullet"/>
+      <w:lvlText w:val=""/>
+      <w:lvlJc w:val="left"/>
+      <w:pPr>
+        <w:tabs>
+          <w:tab w:val="num" w:pos="720"/>
+        </w:tabs>
+        <w:ind w:left="720" w:hanging="360"/>
+      </w:pPr>
+      <w:rPr>
+        <w:rFonts w:ascii="Symbol" w:hAnsi="Symbol" w:hint="default"/>
+        <w:sz w:val="20"/>
+      </w:rPr>
+    </w:lvl>
+    <w:lvl w:ilvl="1" w:tentative="1">
+      <w:start w:val="1"/>
+      <w:numFmt w:val="bullet"/>
+      <w:lvlText w:val="o"/>
+      <w:lvlJc w:val="left"/>
+      <w:pPr>
+        <w:tabs>
+          <w:tab w:val="num" w:pos="1440"/>
+        </w:tabs>
+        <w:ind w:left="1440" w:hanging="360"/>
+      </w:pPr>
+      <w:rPr>
+        <w:rFonts w:ascii="Courier New" w:hAnsi="Courier New" w:hint="default"/>
+        <w:sz w:val="20"/>
+      </w:rPr>
+    </w:lvl>
+    <w:lvl w:ilvl="2" w:tentative="1">
+      <w:start w:val="1"/>
+      <w:numFmt w:val="bullet"/>
+      <w:lvlText w:val=""/>
+      <w:lvlJc w:val="left"/>
+      <w:pPr>
+        <w:tabs>
+          <w:tab w:val="num" w:pos="2160"/>
+        </w:tabs>
+        <w:ind w:left="2160" w:hanging="360"/>
+      </w:pPr>
+      <w:rPr>
+        <w:rFonts w:ascii="Wingdings" w:hAnsi="Wingdings" w:hint="default"/>
+        <w:sz w:val="20"/>
+      </w:rPr>
+    </w:lvl>
+    <w:lvl w:ilvl="3" w:tentative="1">
+      <w:start w:val="1"/>
+      <w:numFmt w:val="bullet"/>
+      <w:lvlText w:val=""/>
+      <w:lvlJc w:val="left"/>
+      <w:pPr>
+        <w:tabs>
+          <w:tab w:val="num" w:pos="2880"/>
+        </w:tabs>
+        <w:ind w:left="2880" w:hanging="360"/>
+      </w:pPr>
+      <w:rPr>
+        <w:rFonts w:ascii="Wingdings" w:hAnsi="Wingdings" w:hint="default"/>
+        <w:sz w:val="20"/>
+      </w:rPr>
+    </w:lvl>
+    <w:lvl w:ilvl="4" w:tentative="1">
+      <w:start w:val="1"/>
+      <w:numFmt w:val="bullet"/>
+      <w:lvlText w:val=""/>
+      <w:lvlJc w:val="left"/>
+      <w:pPr>
+        <w:tabs>
+          <w:tab w:val="num" w:pos="3600"/>
+        </w:tabs>
+        <w:ind w:left="3600" w:hanging="360"/>
+      </w:pPr>
+      <w:rPr>
+        <w:rFonts w:ascii="Wingdings" w:hAnsi="Wingdings" w:hint="default"/>
+        <w:sz w:val="20"/>
+      </w:rPr>
+    </w:lvl>
+    <w:lvl w:ilvl="5" w:tentative="1">
+      <w:start w:val="1"/>
+      <w:numFmt w:val="bullet"/>
+      <w:lvlText w:val=""/>
+      <w:lvlJc w:val="left"/>
+      <w:pPr>
+        <w:tabs>
+          <w:tab w:val="num" w:pos="4320"/>
+        </w:tabs>
+        <w:ind w:left="4320" w:hanging="360"/>
+      </w:pPr>
+      <w:rPr>
+        <w:rFonts w:ascii="Wingdings" w:hAnsi="Wingdings" w:hint="default"/>
+        <w:sz w:val="20"/>
+      </w:rPr>
+    </w:lvl>
+    <w:lvl w:ilvl="6" w:tentative="1">
+      <w:start w:val="1"/>
+      <w:numFmt w:val="bullet"/>
+      <w:lvlText w:val=""/>
+      <w:lvlJc w:val="left"/>
+      <w:pPr>
+        <w:tabs>
+          <w:tab w:val="num" w:pos="5040"/>
+        </w:tabs>
+        <w:ind w:left="5040" w:hanging="360"/>
+      </w:pPr>
+      <w:rPr>
+        <w:rFonts w:ascii="Wingdings" w:hAnsi="Wingdings" w:hint="default"/>
+        <w:sz w:val="20"/>
+      </w:rPr>
+    </w:lvl>
+    <w:lvl w:ilvl="7" w:tentative="1">
+      <w:start w:val="1"/>
+      <w:numFmt w:val="bullet"/>
+      <w:lvlText w:val=""/>
+      <w:lvlJc w:val="left"/>
+      <w:pPr>
+        <w:tabs>
+          <w:tab w:val="num" w:pos="5760"/>
+        </w:tabs>
+        <w:ind w:left="5760" w:hanging="360"/>
+      </w:pPr>
+      <w:rPr>
+        <w:rFonts w:ascii="Wingdings" w:hAnsi="Wingdings" w:hint="default"/>
+        <w:sz w:val="20"/>
+      </w:rPr>
+    </w:lvl>
+    <w:lvl w:ilvl="8" w:tentative="1">
+      <w:start w:val="1"/>
+      <w:numFmt w:val="bullet"/>
+      <w:lvlText w:val=""/>
+      <w:lvlJc w:val="left"/>
+      <w:pPr>
+        <w:tabs>
+          <w:tab w:val="num" w:pos="6480"/>
+        </w:tabs>
+        <w:ind w:left="6480" w:hanging="360"/>
+      </w:pPr>
+      <w:rPr>
+        <w:rFonts w:ascii="Wingdings" w:hAnsi="Wingdings" w:hint="default"/>
+        <w:sz w:val="20"/>
+      </w:rPr>
+    </w:lvl>
+  </w:abstractNum>
+  <w:abstractNum w:abstractNumId="9" w15:restartNumberingAfterBreak="0">
+    <w:nsid w:val="7E8801AD"/>
+    <w:multiLevelType w:val="hybridMultilevel"/>
+    <w:tmpl w:val="3804773C"/>
+    <w:lvl w:ilvl="0" w:tplc="0809000F">
+      <w:start w:val="1"/>
+      <w:numFmt w:val="decimal"/>
+      <w:lvlText w:val="%1."/>
+      <w:lvlJc w:val="left"/>
+      <w:pPr>
+        <w:ind w:left="720" w:hanging="360"/>
+      </w:pPr>
+      <w:rPr>
+        <w:rFonts w:hint="default"/>
+      </w:rPr>
+    </w:lvl>
+    <w:lvl w:ilvl="1" w:tplc="08090019" w:tentative="1">
+      <w:start w:val="1"/>
+      <w:numFmt w:val="lowerLetter"/>
+      <w:lvlText w:val="%2."/>
+      <w:lvlJc w:val="left"/>
+      <w:pPr>
+        <w:ind w:left="1440" w:hanging="360"/>
+      </w:pPr>
+    </w:lvl>
+    <w:lvl w:ilvl="2" w:tplc="0809001B" w:tentative="1">
+      <w:start w:val="1"/>
+      <w:numFmt w:val="lowerRoman"/>
+      <w:lvlText w:val="%3."/>
+      <w:lvlJc w:val="right"/>
+      <w:pPr>
+        <w:ind w:left="2160" w:hanging="180"/>
+      </w:pPr>
+    </w:lvl>
+    <w:lvl w:ilvl="3" w:tplc="0809000F" w:tentative="1">
+      <w:start w:val="1"/>
+      <w:numFmt w:val="decimal"/>
+      <w:lvlText w:val="%4."/>
+      <w:lvlJc w:val="left"/>
+      <w:pPr>
+        <w:ind w:left="2880" w:hanging="360"/>
+      </w:pPr>
+    </w:lvl>
+    <w:lvl w:ilvl="4" w:tplc="08090019" w:tentative="1">
+      <w:start w:val="1"/>
+      <w:numFmt w:val="lowerLetter"/>
+      <w:lvlText w:val="%5."/>
+      <w:lvlJc w:val="left"/>
+      <w:pPr>
+        <w:ind w:left="3600" w:hanging="360"/>
+      </w:pPr>
+    </w:lvl>
+    <w:lvl w:ilvl="5" w:tplc="0809001B" w:tentative="1">
+      <w:start w:val="1"/>
+      <w:numFmt w:val="lowerRoman"/>
+      <w:lvlText w:val="%6."/>
+      <w:lvlJc w:val="right"/>
+      <w:pPr>
+        <w:ind w:left="4320" w:hanging="180"/>
+      </w:pPr>
+    </w:lvl>
+    <w:lvl w:ilvl="6" w:tplc="0809000F" w:tentative="1">
+      <w:start w:val="1"/>
+      <w:numFmt w:val="decimal"/>
+      <w:lvlText w:val="%7."/>
+      <w:lvlJc w:val="left"/>
+      <w:pPr>
+        <w:ind w:left="5040" w:hanging="360"/>
+      </w:pPr>
+    </w:lvl>
+    <w:lvl w:ilvl="7" w:tplc="08090019" w:tentative="1">
+      <w:start w:val="1"/>
+      <w:numFmt w:val="lowerLetter"/>
+      <w:lvlText w:val="%8."/>
+      <w:lvlJc w:val="left"/>
+      <w:pPr>
+        <w:ind w:left="5760" w:hanging="360"/>
+      </w:pPr>
+    </w:lvl>
+    <w:lvl w:ilvl="8" w:tplc="0809001B" w:tentative="1">
+      <w:start w:val="1"/>
+      <w:numFmt w:val="lowerRoman"/>
+      <w:lvlText w:val="%9."/>
+      <w:lvlJc w:val="right"/>
+      <w:pPr>
+        <w:ind w:left="6480" w:hanging="180"/>
+      </w:pPr>
+    </w:lvl>
+  </w:abstractNum>
+  <w:num w:numId="1" w16cid:durableId="1315791921">
+    <w:abstractNumId w:val="2"/>
+  </w:num>
+  <w:num w:numId="2" w16cid:durableId="512110825">
+    <w:abstractNumId w:val="9"/>
+  </w:num>
+  <w:num w:numId="3" w16cid:durableId="1348369777">
+    <w:abstractNumId w:val="1"/>
+  </w:num>
+  <w:num w:numId="4" w16cid:durableId="1671979919">
+    <w:abstractNumId w:val="4"/>
+  </w:num>
+  <w:num w:numId="5" w16cid:durableId="846868300">
+    <w:abstractNumId w:val="6"/>
+  </w:num>
+  <w:num w:numId="6" w16cid:durableId="1610508011">
+    <w:abstractNumId w:val="3"/>
+  </w:num>
+  <w:num w:numId="7" w16cid:durableId="406340702">
+    <w:abstractNumId w:val="0"/>
+  </w:num>
+  <w:num w:numId="8" w16cid:durableId="254828509">
+    <w:abstractNumId w:val="8"/>
+  </w:num>
+  <w:num w:numId="9" w16cid:durableId="168254777">
+    <w:abstractNumId w:val="5"/>
+  </w:num>
+  <w:num w:numId="10" w16cid:durableId="510220514">
+    <w:abstractNumId w:val="7"/>
+  </w:num>
+</w:numbering>
+</file>
+
 <file path=word/styles.xml><?xml version="1.0" encoding="utf-8"?>
-<w:styles xmlns:mc="http://schemas.openxmlformats.org/markup-compatibility/2006" xmlns:r="http://schemas.openxmlformats.org/officeDocument/2006/relationships" xmlns:w="http://schemas.openxmlformats.org/wordprocessingml/2006/main" xmlns:w14="http://schemas.microsoft.com/office/word/2010/wordml" xmlns:w15="http://schemas.microsoft.com/office/word/2012/wordml" xmlns:w16cex="http://schemas.microsoft.com/office/word/2018/wordml/cex" xmlns:w16cid="http://schemas.microsoft.com/office/word/2016/wordml/cid" xmlns:w16="http://schemas.microsoft.com/office/word/2018/wordml" xmlns:w16sdtdh="http://schemas.microsoft.com/office/word/2020/wordml/sdtdatahash" xmlns:w16se="http://schemas.microsoft.com/office/word/2015/wordml/symex" mc:Ignorable="w14 w15 w16se w16cid w16 w16cex w16sdtdh">
+<w:styles xmlns:mc="http://schemas.openxmlformats.org/markup-compatibility/2006" xmlns:r="http://schemas.openxmlformats.org/officeDocument/2006/relationships" xmlns:w="http://schemas.openxmlformats.org/wordprocessingml/2006/main" xmlns:w14="http://schemas.microsoft.com/office/word/2010/wordml" xmlns:w15="http://schemas.microsoft.com/office/word/2012/wordml" xmlns:w16cex="http://schemas.microsoft.com/office/word/2018/wordml/cex" xmlns:w16cid="http://schemas.microsoft.com/office/word/2016/wordml/cid" xmlns:w16="http://schemas.microsoft.com/office/word/2018/wordml" xmlns:w16du="http://schemas.microsoft.com/office/word/2023/wordml/word16du" xmlns:w16sdtdh="http://schemas.microsoft.com/office/word/2020/wordml/sdtdatahash" xmlns:w16se="http://schemas.microsoft.com/office/word/2015/wordml/symex" mc:Ignorable="w14 w15 w16se w16cid w16 w16cex w16sdtdh w16du">
   <w:docDefaults>
     <w:rPrDefault>
       <w:rPr>
@@ -1430,6 +2544,16 @@
   <w:style w:type="paragraph" w:default="1" w:styleId="Normal">
     <w:name w:val="Normal"/>
     <w:qFormat/>
+    <w:rsid w:val="00B512C9"/>
+    <w:pPr>
+      <w:spacing w:after="0" w:line="240" w:lineRule="auto"/>
+    </w:pPr>
+    <w:rPr>
+      <w:rFonts w:ascii="Times New Roman" w:eastAsia="Times New Roman" w:hAnsi="Times New Roman" w:cs="Times New Roman"/>
+      <w:kern w:val="0"/>
+      <w:lang w:eastAsia="en-GB"/>
+      <w14:ligatures w14:val="none"/>
+    </w:rPr>
   </w:style>
   <w:style w:type="paragraph" w:styleId="Heading1">
     <w:name w:val="heading 1"/>
@@ -1555,7 +2679,7 @@
     <w:pPr>
       <w:keepNext/>
       <w:keepLines/>
-      <w:spacing w:before="40" w:after="0"/>
+      <w:spacing w:before="40"/>
       <w:outlineLvl w:val="5"/>
     </w:pPr>
     <w:rPr>
@@ -1578,7 +2702,7 @@
     <w:pPr>
       <w:keepNext/>
       <w:keepLines/>
-      <w:spacing w:before="40" w:after="0"/>
+      <w:spacing w:before="40"/>
       <w:outlineLvl w:val="6"/>
     </w:pPr>
     <w:rPr>
@@ -1599,7 +2723,6 @@
     <w:pPr>
       <w:keepNext/>
       <w:keepLines/>
-      <w:spacing w:after="0"/>
       <w:outlineLvl w:val="7"/>
     </w:pPr>
     <w:rPr>
@@ -1622,7 +2745,6 @@
     <w:pPr>
       <w:keepNext/>
       <w:keepLines/>
-      <w:spacing w:after="0"/>
       <w:outlineLvl w:val="8"/>
     </w:pPr>
     <w:rPr>
@@ -1784,7 +2906,7 @@
     <w:qFormat/>
     <w:rsid w:val="005D0BBD"/>
     <w:pPr>
-      <w:spacing w:after="80" w:line="240" w:lineRule="auto"/>
+      <w:spacing w:after="80"/>
       <w:contextualSpacing/>
     </w:pPr>
     <w:rPr>
@@ -1979,6 +3101,27 @@
     <w:rPr>
       <w:color w:val="96607D" w:themeColor="followedHyperlink"/>
       <w:u w:val="single"/>
+    </w:rPr>
+  </w:style>
+  <w:style w:type="paragraph" w:styleId="NormalWeb">
+    <w:name w:val="Normal (Web)"/>
+    <w:basedOn w:val="Normal"/>
+    <w:uiPriority w:val="99"/>
+    <w:unhideWhenUsed/>
+    <w:rsid w:val="00FB6579"/>
+    <w:pPr>
+      <w:spacing w:before="100" w:beforeAutospacing="1" w:after="100" w:afterAutospacing="1"/>
+    </w:pPr>
+  </w:style>
+  <w:style w:type="character" w:styleId="Strong">
+    <w:name w:val="Strong"/>
+    <w:basedOn w:val="DefaultParagraphFont"/>
+    <w:uiPriority w:val="22"/>
+    <w:qFormat/>
+    <w:rsid w:val="002119A0"/>
+    <w:rPr>
+      <w:b/>
+      <w:bCs/>
     </w:rPr>
   </w:style>
 </w:styles>
